--- a/HelpDesk_Pro_Project_Report_Final.docx
+++ b/HelpDesk_Pro_Project_Report_Final.docx
@@ -785,7 +785,152 @@
           <w:sz w:val="23"/>
           <w:szCs w:val="23"/>
         </w:rPr>
-        <w:t xml:space="preserve">7.   Sample Data — Manulife Use Case</w:t>
+        <w:t xml:space="preserve">7.   Business Intelligence Layer — Power BI</w:t>
+      </w:r>
+      <w:r>
+        <w:rPr>
+          <w:rFonts w:ascii="Calibri" w:cs="Calibri" w:eastAsia="Calibri" w:hAnsi="Calibri"/>
+          <w:color w:val="64748B"/>
+          <w:sz w:val="21"/>
+          <w:szCs w:val="21"/>
+        </w:rPr>
+        <w:t xml:space="preserve">	</w:t>
+      </w:r>
+    </w:p>
+    <w:p>
+      <w:pPr>
+        <w:tabs>
+          <w:tab w:val="right" w:pos="9360" w:leader="dot"/>
+        </w:tabs>
+        <w:spacing w:after="20" w:before="40"/>
+        <w:ind w:left="520"/>
+      </w:pPr>
+      <w:r>
+        <w:rPr>
+          <w:rFonts w:ascii="Calibri" w:cs="Calibri" w:eastAsia="Calibri" w:hAnsi="Calibri"/>
+          <w:b w:val="false"/>
+          <w:bCs w:val="false"/>
+          <w:color w:val="185FA5"/>
+          <w:sz w:val="21"/>
+          <w:szCs w:val="21"/>
+        </w:rPr>
+        <w:t xml:space="preserve">7.1   Data Architecture</w:t>
+      </w:r>
+      <w:r>
+        <w:rPr>
+          <w:rFonts w:ascii="Calibri" w:cs="Calibri" w:eastAsia="Calibri" w:hAnsi="Calibri"/>
+          <w:color w:val="64748B"/>
+          <w:sz w:val="21"/>
+          <w:szCs w:val="21"/>
+        </w:rPr>
+        <w:t xml:space="preserve">	</w:t>
+      </w:r>
+    </w:p>
+    <w:p>
+      <w:pPr>
+        <w:tabs>
+          <w:tab w:val="right" w:pos="9360" w:leader="dot"/>
+        </w:tabs>
+        <w:spacing w:after="20" w:before="40"/>
+        <w:ind w:left="520"/>
+      </w:pPr>
+      <w:r>
+        <w:rPr>
+          <w:rFonts w:ascii="Calibri" w:cs="Calibri" w:eastAsia="Calibri" w:hAnsi="Calibri"/>
+          <w:b w:val="false"/>
+          <w:bCs w:val="false"/>
+          <w:color w:val="185FA5"/>
+          <w:sz w:val="21"/>
+          <w:szCs w:val="21"/>
+        </w:rPr>
+        <w:t xml:space="preserve">7.2   Semantic Model — DAX Measures</w:t>
+      </w:r>
+      <w:r>
+        <w:rPr>
+          <w:rFonts w:ascii="Calibri" w:cs="Calibri" w:eastAsia="Calibri" w:hAnsi="Calibri"/>
+          <w:color w:val="64748B"/>
+          <w:sz w:val="21"/>
+          <w:szCs w:val="21"/>
+        </w:rPr>
+        <w:t xml:space="preserve">	</w:t>
+      </w:r>
+    </w:p>
+    <w:p>
+      <w:pPr>
+        <w:tabs>
+          <w:tab w:val="right" w:pos="9360" w:leader="dot"/>
+        </w:tabs>
+        <w:spacing w:after="20" w:before="40"/>
+        <w:ind w:left="520"/>
+      </w:pPr>
+      <w:r>
+        <w:rPr>
+          <w:rFonts w:ascii="Calibri" w:cs="Calibri" w:eastAsia="Calibri" w:hAnsi="Calibri"/>
+          <w:b w:val="false"/>
+          <w:bCs w:val="false"/>
+          <w:color w:val="185FA5"/>
+          <w:sz w:val="21"/>
+          <w:szCs w:val="21"/>
+        </w:rPr>
+        <w:t xml:space="preserve">7.3   Report Structure</w:t>
+      </w:r>
+      <w:r>
+        <w:rPr>
+          <w:rFonts w:ascii="Calibri" w:cs="Calibri" w:eastAsia="Calibri" w:hAnsi="Calibri"/>
+          <w:color w:val="64748B"/>
+          <w:sz w:val="21"/>
+          <w:szCs w:val="21"/>
+        </w:rPr>
+        <w:t xml:space="preserve">	</w:t>
+      </w:r>
+    </w:p>
+    <w:p>
+      <w:pPr>
+        <w:tabs>
+          <w:tab w:val="right" w:pos="9360" w:leader="dot"/>
+        </w:tabs>
+        <w:spacing w:after="20" w:before="40"/>
+        <w:ind w:left="520"/>
+      </w:pPr>
+      <w:r>
+        <w:rPr>
+          <w:rFonts w:ascii="Calibri" w:cs="Calibri" w:eastAsia="Calibri" w:hAnsi="Calibri"/>
+          <w:b w:val="false"/>
+          <w:bCs w:val="false"/>
+          <w:color w:val="185FA5"/>
+          <w:sz w:val="21"/>
+          <w:szCs w:val="21"/>
+        </w:rPr>
+        <w:t xml:space="preserve">7.4   Report Design &amp; Version Control</w:t>
+      </w:r>
+      <w:r>
+        <w:rPr>
+          <w:rFonts w:ascii="Calibri" w:cs="Calibri" w:eastAsia="Calibri" w:hAnsi="Calibri"/>
+          <w:color w:val="64748B"/>
+          <w:sz w:val="21"/>
+          <w:szCs w:val="21"/>
+        </w:rPr>
+        <w:t xml:space="preserve">	</w:t>
+      </w:r>
+    </w:p>
+    <w:p>
+      <w:pPr>
+        <w:tabs>
+          <w:tab w:val="right" w:pos="9360" w:leader="dot"/>
+        </w:tabs>
+        <w:spacing w:after="20" w:before="40"/>
+        <w:ind w:left="520"/>
+      </w:pPr>
+      <w:r>
+        <w:rPr>
+          <w:rFonts w:ascii="Calibri" w:cs="Calibri" w:eastAsia="Calibri" w:hAnsi="Calibri"/>
+          <w:b w:val="false"/>
+          <w:bCs w:val="false"/>
+          <w:color w:val="185FA5"/>
+          <w:sz w:val="21"/>
+          <w:szCs w:val="21"/>
+        </w:rPr>
+        <w:t xml:space="preserve">7.5   Data Quality Findings</w:t>
       </w:r>
       <w:r>
         <w:rPr>
@@ -814,7 +959,36 @@
           <w:sz w:val="23"/>
           <w:szCs w:val="23"/>
         </w:rPr>
-        <w:t xml:space="preserve">8.   Key Outcomes &amp; Skills Demonstrated</w:t>
+        <w:t xml:space="preserve">8.   Sample Data — Manulife Use Case</w:t>
+      </w:r>
+      <w:r>
+        <w:rPr>
+          <w:rFonts w:ascii="Calibri" w:cs="Calibri" w:eastAsia="Calibri" w:hAnsi="Calibri"/>
+          <w:color w:val="64748B"/>
+          <w:sz w:val="21"/>
+          <w:szCs w:val="21"/>
+        </w:rPr>
+        <w:t xml:space="preserve">	</w:t>
+      </w:r>
+    </w:p>
+    <w:p>
+      <w:pPr>
+        <w:tabs>
+          <w:tab w:val="right" w:pos="9360" w:leader="dot"/>
+        </w:tabs>
+        <w:spacing w:after="40" w:before="140"/>
+        <w:ind/>
+      </w:pPr>
+      <w:r>
+        <w:rPr>
+          <w:rFonts w:ascii="Calibri" w:cs="Calibri" w:eastAsia="Calibri" w:hAnsi="Calibri"/>
+          <w:b/>
+          <w:bCs/>
+          <w:color w:val="0C447C"/>
+          <w:sz w:val="23"/>
+          <w:szCs w:val="23"/>
+        </w:rPr>
+        <w:t xml:space="preserve">9.   Key Outcomes &amp; Skills Demonstrated</w:t>
       </w:r>
       <w:r>
         <w:rPr>
@@ -843,7 +1017,7 @@
           <w:sz w:val="21"/>
           <w:szCs w:val="21"/>
         </w:rPr>
-        <w:t xml:space="preserve">8.1   Technical Outcomes</w:t>
+        <w:t xml:space="preserve">9.1   Technical Outcomes</w:t>
       </w:r>
       <w:r>
         <w:rPr>
@@ -872,7 +1046,7 @@
           <w:sz w:val="21"/>
           <w:szCs w:val="21"/>
         </w:rPr>
-        <w:t xml:space="preserve">8.2   Skills Demonstrated</w:t>
+        <w:t xml:space="preserve">9.2   Skills Demonstrated</w:t>
       </w:r>
       <w:r>
         <w:rPr>
@@ -901,7 +1075,7 @@
           <w:sz w:val="23"/>
           <w:szCs w:val="23"/>
         </w:rPr>
-        <w:t xml:space="preserve">9.   Future Enhancements</w:t>
+        <w:t xml:space="preserve">10.   Future Enhancements</w:t>
       </w:r>
       <w:r>
         <w:rPr>
@@ -930,7 +1104,7 @@
           <w:sz w:val="23"/>
           <w:szCs w:val="23"/>
         </w:rPr>
-        <w:t xml:space="preserve">10.   Conclusion</w:t>
+        <w:t xml:space="preserve">11.   Conclusion</w:t>
       </w:r>
       <w:r>
         <w:rPr>
@@ -1028,7 +1202,7 @@
           <w:sz w:val="22"/>
           <w:szCs w:val="22"/>
         </w:rPr>
-        <w:t xml:space="preserve">The application was designed and developed end-to-end — from database architecture and REST API design to a fully redesigned user interface with a real-time analytics dashboard. The project demonstrates practical application of software engineering, data management, role-based security, and business intelligence concepts directly relevant to Data Analyst, Business Analyst, and Support Analyst roles.</w:t>
+        <w:t xml:space="preserve">The system ships two complementary analytics surfaces: an in-application dashboard for the support team, and a four-page Power BI report for stakeholders, both fed from the same REST layer. The application was designed and developed end-to-end — from database architecture and REST API design to a fully redesigned user interface with a real-time analytics dashboard. The project demonstrates practical application of software engineering, data management, role-based security, and business intelligence concepts directly relevant to Data Analyst, Business Analyst, and Support Analyst roles.</w:t>
       </w:r>
     </w:p>
     <w:p>
@@ -8086,7 +8260,1841 @@
           <w:sz w:val="28"/>
           <w:szCs w:val="28"/>
         </w:rPr>
-        <w:t xml:space="preserve">7.   Sample Data — Manulife Use Case</w:t>
+        <w:t xml:space="preserve">7.   Business Intelligence Layer — Power BI</w:t>
+      </w:r>
+    </w:p>
+    <w:p>
+      <w:pPr>
+        <w:spacing w:after="120" w:before="80"/>
+      </w:pPr>
+      <w:r>
+        <w:rPr>
+          <w:rFonts w:ascii="Calibri" w:cs="Calibri" w:eastAsia="Calibri" w:hAnsi="Calibri"/>
+          <w:sz w:val="22"/>
+          <w:szCs w:val="22"/>
+        </w:rPr>
+        <w:t xml:space="preserve">Alongside the in-application Chart.js dashboard, the project ships a dedicated Power BI report. The two serve different audiences: the Django dashboard is the operational view for Admins and Managers working inside the tool, while the Power BI report is the executive and stakeholder view — distributable through the Power BI Service without granting anyone a login to the ticketing system itself.</w:t>
+      </w:r>
+    </w:p>
+    <w:p>
+      <w:pPr>
+        <w:pStyle w:val="Heading2"/>
+        <w:spacing w:after="120" w:before="280"/>
+      </w:pPr>
+      <w:r>
+        <w:rPr>
+          <w:rFonts w:ascii="Calibri" w:cs="Calibri" w:eastAsia="Calibri" w:hAnsi="Calibri"/>
+          <w:b/>
+          <w:bCs/>
+          <w:color w:val="185FA5"/>
+          <w:sz w:val="24"/>
+          <w:szCs w:val="24"/>
+        </w:rPr>
+        <w:t xml:space="preserve">7.1   Data Architecture</w:t>
+      </w:r>
+    </w:p>
+    <w:p>
+      <w:pPr>
+        <w:spacing w:after="120" w:before="80"/>
+      </w:pPr>
+      <w:r>
+        <w:rPr>
+          <w:rFonts w:ascii="Calibri" w:cs="Calibri" w:eastAsia="Calibri" w:hAnsi="Calibri"/>
+          <w:sz w:val="22"/>
+          <w:szCs w:val="22"/>
+        </w:rPr>
+        <w:t xml:space="preserve">Power BI does not read the application database directly. A dedicated reporting endpoint exposes a flat, denormalised ticket feed, which keeps the reporting contract separate from the transactional API and avoids coupling the report to internal model changes.</w:t>
+      </w:r>
+    </w:p>
+    <w:p>
+      <w:pPr>
+        <w:pStyle w:val="ListParagraph"/>
+        <w:numPr>
+          <w:ilvl w:val="0"/>
+          <w:numId w:val="2"/>
+        </w:numPr>
+        <w:spacing w:after="60" w:before="40"/>
+      </w:pPr>
+      <w:r>
+        <w:rPr>
+          <w:rFonts w:ascii="Calibri" w:cs="Calibri" w:eastAsia="Calibri" w:hAnsi="Calibri"/>
+          <w:sz w:val="22"/>
+          <w:szCs w:val="22"/>
+        </w:rPr>
+        <w:t xml:space="preserve">Endpoint: /api/v1/powerbi/tickets/ — returns one flat JSON row per ticket with all foreign keys already resolved to readable text values.</w:t>
+      </w:r>
+    </w:p>
+    <w:p>
+      <w:pPr>
+        <w:pStyle w:val="ListParagraph"/>
+        <w:numPr>
+          <w:ilvl w:val="0"/>
+          <w:numId w:val="2"/>
+        </w:numPr>
+        <w:spacing w:after="60" w:before="40"/>
+      </w:pPr>
+      <w:r>
+        <w:rPr>
+          <w:rFonts w:ascii="Calibri" w:cs="Calibri" w:eastAsia="Calibri" w:hAnsi="Calibri"/>
+          <w:sz w:val="22"/>
+          <w:szCs w:val="22"/>
+        </w:rPr>
+        <w:t xml:space="preserve">Authentication: a single shared API key held in the .env file, rather than the session authentication used by the web API — Power BI's scheduled refresh cannot complete an interactive login.</w:t>
+      </w:r>
+    </w:p>
+    <w:p>
+      <w:pPr>
+        <w:pStyle w:val="ListParagraph"/>
+        <w:numPr>
+          <w:ilvl w:val="0"/>
+          <w:numId w:val="2"/>
+        </w:numPr>
+        <w:spacing w:after="60" w:before="40"/>
+      </w:pPr>
+      <w:r>
+        <w:rPr>
+          <w:rFonts w:ascii="Calibri" w:cs="Calibri" w:eastAsia="Calibri" w:hAnsi="Calibri"/>
+          <w:sz w:val="22"/>
+          <w:szCs w:val="22"/>
+        </w:rPr>
+        <w:t xml:space="preserve">Ingestion: a Power Query (M) script using Web.Contents, loaded in Import mode into a single Tickets table of 21 columns.</w:t>
+      </w:r>
+    </w:p>
+    <w:p>
+      <w:pPr>
+        <w:pStyle w:val="ListParagraph"/>
+        <w:numPr>
+          <w:ilvl w:val="0"/>
+          <w:numId w:val="2"/>
+        </w:numPr>
+        <w:spacing w:after="60" w:before="40"/>
+      </w:pPr>
+      <w:r>
+        <w:rPr>
+          <w:rFonts w:ascii="Calibri" w:cs="Calibri" w:eastAsia="Calibri" w:hAnsi="Calibri"/>
+          <w:sz w:val="22"/>
+          <w:szCs w:val="22"/>
+        </w:rPr>
+        <w:t xml:space="preserve">Denormalisation is deliberate: Power BI's JSON parser handles flat records far more reliably than nested objects, and a single wide table removes the need for relationship modelling on a dataset of this size.</w:t>
+      </w:r>
+    </w:p>
+    <w:p>
+      <w:pPr>
+        <w:pStyle w:val="Heading2"/>
+        <w:spacing w:after="120" w:before="280"/>
+      </w:pPr>
+      <w:r>
+        <w:rPr>
+          <w:rFonts w:ascii="Calibri" w:cs="Calibri" w:eastAsia="Calibri" w:hAnsi="Calibri"/>
+          <w:b/>
+          <w:bCs/>
+          <w:color w:val="185FA5"/>
+          <w:sz w:val="24"/>
+          <w:szCs w:val="24"/>
+        </w:rPr>
+        <w:t xml:space="preserve">7.2   Semantic Model — DAX Measures</w:t>
+      </w:r>
+    </w:p>
+    <w:p>
+      <w:pPr>
+        <w:spacing w:after="120" w:before="80"/>
+      </w:pPr>
+      <w:r>
+        <w:rPr>
+          <w:rFonts w:ascii="Calibri" w:cs="Calibri" w:eastAsia="Calibri" w:hAnsi="Calibri"/>
+          <w:sz w:val="22"/>
+          <w:szCs w:val="22"/>
+        </w:rPr>
+        <w:t xml:space="preserve">Thirteen DAX measures sit on top of the imported table. Every metric is calculated inside the model rather than pre-computed in Python, so the numbers respond correctly to whatever the user filters to on the page.</w:t>
+      </w:r>
+    </w:p>
+    <w:tbl>
+      <w:tblPr>
+        <w:tblW w:type="dxa" w:w="9360"/>
+        <w:tblBorders>
+          <w:top w:val="single" w:color="auto" w:sz="4"/>
+          <w:left w:val="single" w:color="auto" w:sz="4"/>
+          <w:bottom w:val="single" w:color="auto" w:sz="4"/>
+          <w:right w:val="single" w:color="auto" w:sz="4"/>
+          <w:insideH w:val="single" w:color="auto" w:sz="4"/>
+          <w:insideV w:val="single" w:color="auto" w:sz="4"/>
+        </w:tblBorders>
+      </w:tblPr>
+      <w:tblGrid>
+        <w:gridCol w:w="2600"/>
+        <w:gridCol w:w="3400"/>
+        <w:gridCol w:w="3360"/>
+      </w:tblGrid>
+      <w:tr>
+        <w:trPr>
+          <w:tblHeader/>
+        </w:trPr>
+        <w:tc>
+          <w:tcPr>
+            <w:tcW w:type="dxa" w:w="2600"/>
+            <w:tcBorders>
+              <w:top w:val="single" w:color="CBD5E1" w:sz="1"/>
+              <w:left w:val="single" w:color="CBD5E1" w:sz="1"/>
+              <w:bottom w:val="single" w:color="CBD5E1" w:sz="1"/>
+              <w:right w:val="single" w:color="CBD5E1" w:sz="1"/>
+            </w:tcBorders>
+            <w:shd w:fill="185FA5" w:val="clear"/>
+            <w:tcMar>
+              <w:top w:type="dxa" w:w="100"/>
+              <w:left w:type="dxa" w:w="140"/>
+              <w:bottom w:type="dxa" w:w="100"/>
+              <w:right w:type="dxa" w:w="140"/>
+            </w:tcMar>
+            <w:vAlign w:val="center"/>
+          </w:tcPr>
+          <w:p>
+            <w:pPr>
+              <w:spacing w:after="0" w:before="0"/>
+            </w:pPr>
+            <w:r>
+              <w:rPr>
+                <w:rFonts w:ascii="Calibri" w:cs="Calibri" w:eastAsia="Calibri" w:hAnsi="Calibri"/>
+                <w:b/>
+                <w:bCs/>
+                <w:color w:val="FFFFFF"/>
+                <w:sz w:val="20"/>
+                <w:szCs w:val="20"/>
+              </w:rPr>
+              <w:t xml:space="preserve">Measure</w:t>
+            </w:r>
+          </w:p>
+        </w:tc>
+        <w:tc>
+          <w:tcPr>
+            <w:tcW w:type="dxa" w:w="3400"/>
+            <w:tcBorders>
+              <w:top w:val="single" w:color="CBD5E1" w:sz="1"/>
+              <w:left w:val="single" w:color="CBD5E1" w:sz="1"/>
+              <w:bottom w:val="single" w:color="CBD5E1" w:sz="1"/>
+              <w:right w:val="single" w:color="CBD5E1" w:sz="1"/>
+            </w:tcBorders>
+            <w:shd w:fill="185FA5" w:val="clear"/>
+            <w:tcMar>
+              <w:top w:type="dxa" w:w="100"/>
+              <w:left w:type="dxa" w:w="140"/>
+              <w:bottom w:type="dxa" w:w="100"/>
+              <w:right w:type="dxa" w:w="140"/>
+            </w:tcMar>
+            <w:vAlign w:val="center"/>
+          </w:tcPr>
+          <w:p>
+            <w:pPr>
+              <w:spacing w:after="0" w:before="0"/>
+            </w:pPr>
+            <w:r>
+              <w:rPr>
+                <w:rFonts w:ascii="Calibri" w:cs="Calibri" w:eastAsia="Calibri" w:hAnsi="Calibri"/>
+                <w:b/>
+                <w:bCs/>
+                <w:color w:val="FFFFFF"/>
+                <w:sz w:val="20"/>
+                <w:szCs w:val="20"/>
+              </w:rPr>
+              <w:t xml:space="preserve">DAX Definition</w:t>
+            </w:r>
+          </w:p>
+        </w:tc>
+        <w:tc>
+          <w:tcPr>
+            <w:tcW w:type="dxa" w:w="3360"/>
+            <w:tcBorders>
+              <w:top w:val="single" w:color="CBD5E1" w:sz="1"/>
+              <w:left w:val="single" w:color="CBD5E1" w:sz="1"/>
+              <w:bottom w:val="single" w:color="CBD5E1" w:sz="1"/>
+              <w:right w:val="single" w:color="CBD5E1" w:sz="1"/>
+            </w:tcBorders>
+            <w:shd w:fill="185FA5" w:val="clear"/>
+            <w:tcMar>
+              <w:top w:type="dxa" w:w="100"/>
+              <w:left w:type="dxa" w:w="140"/>
+              <w:bottom w:type="dxa" w:w="100"/>
+              <w:right w:type="dxa" w:w="140"/>
+            </w:tcMar>
+            <w:vAlign w:val="center"/>
+          </w:tcPr>
+          <w:p>
+            <w:pPr>
+              <w:spacing w:after="0" w:before="0"/>
+            </w:pPr>
+            <w:r>
+              <w:rPr>
+                <w:rFonts w:ascii="Calibri" w:cs="Calibri" w:eastAsia="Calibri" w:hAnsi="Calibri"/>
+                <w:b/>
+                <w:bCs/>
+                <w:color w:val="FFFFFF"/>
+                <w:sz w:val="20"/>
+                <w:szCs w:val="20"/>
+              </w:rPr>
+              <w:t xml:space="preserve">Business Meaning</w:t>
+            </w:r>
+          </w:p>
+        </w:tc>
+      </w:tr>
+      <w:tr>
+        <w:trPr>
+          <w:tblHeader w:val="false"/>
+        </w:trPr>
+        <w:tc>
+          <w:tcPr>
+            <w:tcW w:type="dxa" w:w="2600"/>
+            <w:tcBorders>
+              <w:top w:val="single" w:color="CBD5E1" w:sz="1"/>
+              <w:left w:val="single" w:color="CBD5E1" w:sz="1"/>
+              <w:bottom w:val="single" w:color="CBD5E1" w:sz="1"/>
+              <w:right w:val="single" w:color="CBD5E1" w:sz="1"/>
+            </w:tcBorders>
+            <w:shd w:fill="F8FAFC" w:val="clear"/>
+            <w:tcMar>
+              <w:top w:type="dxa" w:w="100"/>
+              <w:left w:type="dxa" w:w="140"/>
+              <w:bottom w:type="dxa" w:w="100"/>
+              <w:right w:type="dxa" w:w="140"/>
+            </w:tcMar>
+            <w:vAlign w:val="center"/>
+          </w:tcPr>
+          <w:p>
+            <w:pPr>
+              <w:spacing w:after="0" w:before="0"/>
+            </w:pPr>
+            <w:r>
+              <w:rPr>
+                <w:rFonts w:ascii="Calibri" w:cs="Calibri" w:eastAsia="Calibri" w:hAnsi="Calibri"/>
+                <w:b w:val="false"/>
+                <w:bCs w:val="false"/>
+                <w:color w:val="1E293B"/>
+                <w:sz w:val="20"/>
+                <w:szCs w:val="20"/>
+              </w:rPr>
+              <w:t xml:space="preserve">Total Tickets</w:t>
+            </w:r>
+          </w:p>
+        </w:tc>
+        <w:tc>
+          <w:tcPr>
+            <w:tcW w:type="dxa" w:w="3400"/>
+            <w:tcBorders>
+              <w:top w:val="single" w:color="CBD5E1" w:sz="1"/>
+              <w:left w:val="single" w:color="CBD5E1" w:sz="1"/>
+              <w:bottom w:val="single" w:color="CBD5E1" w:sz="1"/>
+              <w:right w:val="single" w:color="CBD5E1" w:sz="1"/>
+            </w:tcBorders>
+            <w:shd w:fill="F8FAFC" w:val="clear"/>
+            <w:tcMar>
+              <w:top w:type="dxa" w:w="100"/>
+              <w:left w:type="dxa" w:w="140"/>
+              <w:bottom w:type="dxa" w:w="100"/>
+              <w:right w:type="dxa" w:w="140"/>
+            </w:tcMar>
+            <w:vAlign w:val="center"/>
+          </w:tcPr>
+          <w:p>
+            <w:pPr>
+              <w:spacing w:after="0" w:before="0"/>
+            </w:pPr>
+            <w:r>
+              <w:rPr>
+                <w:rFonts w:ascii="Calibri" w:cs="Calibri" w:eastAsia="Calibri" w:hAnsi="Calibri"/>
+                <w:b w:val="false"/>
+                <w:bCs w:val="false"/>
+                <w:color w:val="1E293B"/>
+                <w:sz w:val="20"/>
+                <w:szCs w:val="20"/>
+              </w:rPr>
+              <w:t xml:space="preserve">COUNTROWS(Tickets)</w:t>
+            </w:r>
+          </w:p>
+        </w:tc>
+        <w:tc>
+          <w:tcPr>
+            <w:tcW w:type="dxa" w:w="3360"/>
+            <w:tcBorders>
+              <w:top w:val="single" w:color="CBD5E1" w:sz="1"/>
+              <w:left w:val="single" w:color="CBD5E1" w:sz="1"/>
+              <w:bottom w:val="single" w:color="CBD5E1" w:sz="1"/>
+              <w:right w:val="single" w:color="CBD5E1" w:sz="1"/>
+            </w:tcBorders>
+            <w:shd w:fill="F8FAFC" w:val="clear"/>
+            <w:tcMar>
+              <w:top w:type="dxa" w:w="100"/>
+              <w:left w:type="dxa" w:w="140"/>
+              <w:bottom w:type="dxa" w:w="100"/>
+              <w:right w:type="dxa" w:w="140"/>
+            </w:tcMar>
+            <w:vAlign w:val="center"/>
+          </w:tcPr>
+          <w:p>
+            <w:pPr>
+              <w:spacing w:after="0" w:before="0"/>
+            </w:pPr>
+            <w:r>
+              <w:rPr>
+                <w:rFonts w:ascii="Calibri" w:cs="Calibri" w:eastAsia="Calibri" w:hAnsi="Calibri"/>
+                <w:b w:val="false"/>
+                <w:bCs w:val="false"/>
+                <w:color w:val="1E293B"/>
+                <w:sz w:val="20"/>
+                <w:szCs w:val="20"/>
+              </w:rPr>
+              <w:t xml:space="preserve">Ticket volume in the current filter context</w:t>
+            </w:r>
+          </w:p>
+        </w:tc>
+      </w:tr>
+      <w:tr>
+        <w:trPr>
+          <w:tblHeader w:val="false"/>
+        </w:trPr>
+        <w:tc>
+          <w:tcPr>
+            <w:tcW w:type="dxa" w:w="2600"/>
+            <w:tcBorders>
+              <w:top w:val="single" w:color="CBD5E1" w:sz="1"/>
+              <w:left w:val="single" w:color="CBD5E1" w:sz="1"/>
+              <w:bottom w:val="single" w:color="CBD5E1" w:sz="1"/>
+              <w:right w:val="single" w:color="CBD5E1" w:sz="1"/>
+            </w:tcBorders>
+            <w:shd w:fill="FFFFFF" w:val="clear"/>
+            <w:tcMar>
+              <w:top w:type="dxa" w:w="100"/>
+              <w:left w:type="dxa" w:w="140"/>
+              <w:bottom w:type="dxa" w:w="100"/>
+              <w:right w:type="dxa" w:w="140"/>
+            </w:tcMar>
+            <w:vAlign w:val="center"/>
+          </w:tcPr>
+          <w:p>
+            <w:pPr>
+              <w:spacing w:after="0" w:before="0"/>
+            </w:pPr>
+            <w:r>
+              <w:rPr>
+                <w:rFonts w:ascii="Calibri" w:cs="Calibri" w:eastAsia="Calibri" w:hAnsi="Calibri"/>
+                <w:b w:val="false"/>
+                <w:bCs w:val="false"/>
+                <w:color w:val="1E293B"/>
+                <w:sz w:val="20"/>
+                <w:szCs w:val="20"/>
+              </w:rPr>
+              <w:t xml:space="preserve">Open Tickets</w:t>
+            </w:r>
+          </w:p>
+        </w:tc>
+        <w:tc>
+          <w:tcPr>
+            <w:tcW w:type="dxa" w:w="3400"/>
+            <w:tcBorders>
+              <w:top w:val="single" w:color="CBD5E1" w:sz="1"/>
+              <w:left w:val="single" w:color="CBD5E1" w:sz="1"/>
+              <w:bottom w:val="single" w:color="CBD5E1" w:sz="1"/>
+              <w:right w:val="single" w:color="CBD5E1" w:sz="1"/>
+            </w:tcBorders>
+            <w:shd w:fill="FFFFFF" w:val="clear"/>
+            <w:tcMar>
+              <w:top w:type="dxa" w:w="100"/>
+              <w:left w:type="dxa" w:w="140"/>
+              <w:bottom w:type="dxa" w:w="100"/>
+              <w:right w:type="dxa" w:w="140"/>
+            </w:tcMar>
+            <w:vAlign w:val="center"/>
+          </w:tcPr>
+          <w:p>
+            <w:pPr>
+              <w:spacing w:after="0" w:before="0"/>
+            </w:pPr>
+            <w:r>
+              <w:rPr>
+                <w:rFonts w:ascii="Calibri" w:cs="Calibri" w:eastAsia="Calibri" w:hAnsi="Calibri"/>
+                <w:b w:val="false"/>
+                <w:bCs w:val="false"/>
+                <w:color w:val="1E293B"/>
+                <w:sz w:val="20"/>
+                <w:szCs w:val="20"/>
+              </w:rPr>
+              <w:t xml:space="preserve">CALCULATE(COUNTROWS(Tickets), Tickets[is_open] = TRUE)</w:t>
+            </w:r>
+          </w:p>
+        </w:tc>
+        <w:tc>
+          <w:tcPr>
+            <w:tcW w:type="dxa" w:w="3360"/>
+            <w:tcBorders>
+              <w:top w:val="single" w:color="CBD5E1" w:sz="1"/>
+              <w:left w:val="single" w:color="CBD5E1" w:sz="1"/>
+              <w:bottom w:val="single" w:color="CBD5E1" w:sz="1"/>
+              <w:right w:val="single" w:color="CBD5E1" w:sz="1"/>
+            </w:tcBorders>
+            <w:shd w:fill="FFFFFF" w:val="clear"/>
+            <w:tcMar>
+              <w:top w:type="dxa" w:w="100"/>
+              <w:left w:type="dxa" w:w="140"/>
+              <w:bottom w:type="dxa" w:w="100"/>
+              <w:right w:type="dxa" w:w="140"/>
+            </w:tcMar>
+            <w:vAlign w:val="center"/>
+          </w:tcPr>
+          <w:p>
+            <w:pPr>
+              <w:spacing w:after="0" w:before="0"/>
+            </w:pPr>
+            <w:r>
+              <w:rPr>
+                <w:rFonts w:ascii="Calibri" w:cs="Calibri" w:eastAsia="Calibri" w:hAnsi="Calibri"/>
+                <w:b w:val="false"/>
+                <w:bCs w:val="false"/>
+                <w:color w:val="1E293B"/>
+                <w:sz w:val="20"/>
+                <w:szCs w:val="20"/>
+              </w:rPr>
+              <w:t xml:space="preserve">Workload still requiring action</w:t>
+            </w:r>
+          </w:p>
+        </w:tc>
+      </w:tr>
+      <w:tr>
+        <w:trPr>
+          <w:tblHeader w:val="false"/>
+        </w:trPr>
+        <w:tc>
+          <w:tcPr>
+            <w:tcW w:type="dxa" w:w="2600"/>
+            <w:tcBorders>
+              <w:top w:val="single" w:color="CBD5E1" w:sz="1"/>
+              <w:left w:val="single" w:color="CBD5E1" w:sz="1"/>
+              <w:bottom w:val="single" w:color="CBD5E1" w:sz="1"/>
+              <w:right w:val="single" w:color="CBD5E1" w:sz="1"/>
+            </w:tcBorders>
+            <w:shd w:fill="F8FAFC" w:val="clear"/>
+            <w:tcMar>
+              <w:top w:type="dxa" w:w="100"/>
+              <w:left w:type="dxa" w:w="140"/>
+              <w:bottom w:type="dxa" w:w="100"/>
+              <w:right w:type="dxa" w:w="140"/>
+            </w:tcMar>
+            <w:vAlign w:val="center"/>
+          </w:tcPr>
+          <w:p>
+            <w:pPr>
+              <w:spacing w:after="0" w:before="0"/>
+            </w:pPr>
+            <w:r>
+              <w:rPr>
+                <w:rFonts w:ascii="Calibri" w:cs="Calibri" w:eastAsia="Calibri" w:hAnsi="Calibri"/>
+                <w:b w:val="false"/>
+                <w:bCs w:val="false"/>
+                <w:color w:val="1E293B"/>
+                <w:sz w:val="20"/>
+                <w:szCs w:val="20"/>
+              </w:rPr>
+              <w:t xml:space="preserve">SLA Compliance %</w:t>
+            </w:r>
+          </w:p>
+        </w:tc>
+        <w:tc>
+          <w:tcPr>
+            <w:tcW w:type="dxa" w:w="3400"/>
+            <w:tcBorders>
+              <w:top w:val="single" w:color="CBD5E1" w:sz="1"/>
+              <w:left w:val="single" w:color="CBD5E1" w:sz="1"/>
+              <w:bottom w:val="single" w:color="CBD5E1" w:sz="1"/>
+              <w:right w:val="single" w:color="CBD5E1" w:sz="1"/>
+            </w:tcBorders>
+            <w:shd w:fill="F8FAFC" w:val="clear"/>
+            <w:tcMar>
+              <w:top w:type="dxa" w:w="100"/>
+              <w:left w:type="dxa" w:w="140"/>
+              <w:bottom w:type="dxa" w:w="100"/>
+              <w:right w:type="dxa" w:w="140"/>
+            </w:tcMar>
+            <w:vAlign w:val="center"/>
+          </w:tcPr>
+          <w:p>
+            <w:pPr>
+              <w:spacing w:after="0" w:before="0"/>
+            </w:pPr>
+            <w:r>
+              <w:rPr>
+                <w:rFonts w:ascii="Calibri" w:cs="Calibri" w:eastAsia="Calibri" w:hAnsi="Calibri"/>
+                <w:b w:val="false"/>
+                <w:bCs w:val="false"/>
+                <w:color w:val="1E293B"/>
+                <w:sz w:val="20"/>
+                <w:szCs w:val="20"/>
+              </w:rPr>
+              <w:t xml:space="preserve">DIVIDE(CALCULATE(COUNTROWS(Tickets), Tickets[is_sla_breached] = FALSE), COUNTROWS(Tickets), 0)</w:t>
+            </w:r>
+          </w:p>
+        </w:tc>
+        <w:tc>
+          <w:tcPr>
+            <w:tcW w:type="dxa" w:w="3360"/>
+            <w:tcBorders>
+              <w:top w:val="single" w:color="CBD5E1" w:sz="1"/>
+              <w:left w:val="single" w:color="CBD5E1" w:sz="1"/>
+              <w:bottom w:val="single" w:color="CBD5E1" w:sz="1"/>
+              <w:right w:val="single" w:color="CBD5E1" w:sz="1"/>
+            </w:tcBorders>
+            <w:shd w:fill="F8FAFC" w:val="clear"/>
+            <w:tcMar>
+              <w:top w:type="dxa" w:w="100"/>
+              <w:left w:type="dxa" w:w="140"/>
+              <w:bottom w:type="dxa" w:w="100"/>
+              <w:right w:type="dxa" w:w="140"/>
+            </w:tcMar>
+            <w:vAlign w:val="center"/>
+          </w:tcPr>
+          <w:p>
+            <w:pPr>
+              <w:spacing w:after="0" w:before="0"/>
+            </w:pPr>
+            <w:r>
+              <w:rPr>
+                <w:rFonts w:ascii="Calibri" w:cs="Calibri" w:eastAsia="Calibri" w:hAnsi="Calibri"/>
+                <w:b w:val="false"/>
+                <w:bCs w:val="false"/>
+                <w:color w:val="1E293B"/>
+                <w:sz w:val="20"/>
+                <w:szCs w:val="20"/>
+              </w:rPr>
+              <w:t xml:space="preserve">Share of tickets resolved within the promised window</w:t>
+            </w:r>
+          </w:p>
+        </w:tc>
+      </w:tr>
+      <w:tr>
+        <w:trPr>
+          <w:tblHeader w:val="false"/>
+        </w:trPr>
+        <w:tc>
+          <w:tcPr>
+            <w:tcW w:type="dxa" w:w="2600"/>
+            <w:tcBorders>
+              <w:top w:val="single" w:color="CBD5E1" w:sz="1"/>
+              <w:left w:val="single" w:color="CBD5E1" w:sz="1"/>
+              <w:bottom w:val="single" w:color="CBD5E1" w:sz="1"/>
+              <w:right w:val="single" w:color="CBD5E1" w:sz="1"/>
+            </w:tcBorders>
+            <w:shd w:fill="FFFFFF" w:val="clear"/>
+            <w:tcMar>
+              <w:top w:type="dxa" w:w="100"/>
+              <w:left w:type="dxa" w:w="140"/>
+              <w:bottom w:type="dxa" w:w="100"/>
+              <w:right w:type="dxa" w:w="140"/>
+            </w:tcMar>
+            <w:vAlign w:val="center"/>
+          </w:tcPr>
+          <w:p>
+            <w:pPr>
+              <w:spacing w:after="0" w:before="0"/>
+            </w:pPr>
+            <w:r>
+              <w:rPr>
+                <w:rFonts w:ascii="Calibri" w:cs="Calibri" w:eastAsia="Calibri" w:hAnsi="Calibri"/>
+                <w:b w:val="false"/>
+                <w:bCs w:val="false"/>
+                <w:color w:val="1E293B"/>
+                <w:sz w:val="20"/>
+                <w:szCs w:val="20"/>
+              </w:rPr>
+              <w:t xml:space="preserve">SLA Breaches</w:t>
+            </w:r>
+          </w:p>
+        </w:tc>
+        <w:tc>
+          <w:tcPr>
+            <w:tcW w:type="dxa" w:w="3400"/>
+            <w:tcBorders>
+              <w:top w:val="single" w:color="CBD5E1" w:sz="1"/>
+              <w:left w:val="single" w:color="CBD5E1" w:sz="1"/>
+              <w:bottom w:val="single" w:color="CBD5E1" w:sz="1"/>
+              <w:right w:val="single" w:color="CBD5E1" w:sz="1"/>
+            </w:tcBorders>
+            <w:shd w:fill="FFFFFF" w:val="clear"/>
+            <w:tcMar>
+              <w:top w:type="dxa" w:w="100"/>
+              <w:left w:type="dxa" w:w="140"/>
+              <w:bottom w:type="dxa" w:w="100"/>
+              <w:right w:type="dxa" w:w="140"/>
+            </w:tcMar>
+            <w:vAlign w:val="center"/>
+          </w:tcPr>
+          <w:p>
+            <w:pPr>
+              <w:spacing w:after="0" w:before="0"/>
+            </w:pPr>
+            <w:r>
+              <w:rPr>
+                <w:rFonts w:ascii="Calibri" w:cs="Calibri" w:eastAsia="Calibri" w:hAnsi="Calibri"/>
+                <w:b w:val="false"/>
+                <w:bCs w:val="false"/>
+                <w:color w:val="1E293B"/>
+                <w:sz w:val="20"/>
+                <w:szCs w:val="20"/>
+              </w:rPr>
+              <w:t xml:space="preserve">CALCULATE(COUNTROWS(Tickets), Tickets[is_sla_breached] = TRUE)</w:t>
+            </w:r>
+          </w:p>
+        </w:tc>
+        <w:tc>
+          <w:tcPr>
+            <w:tcW w:type="dxa" w:w="3360"/>
+            <w:tcBorders>
+              <w:top w:val="single" w:color="CBD5E1" w:sz="1"/>
+              <w:left w:val="single" w:color="CBD5E1" w:sz="1"/>
+              <w:bottom w:val="single" w:color="CBD5E1" w:sz="1"/>
+              <w:right w:val="single" w:color="CBD5E1" w:sz="1"/>
+            </w:tcBorders>
+            <w:shd w:fill="FFFFFF" w:val="clear"/>
+            <w:tcMar>
+              <w:top w:type="dxa" w:w="100"/>
+              <w:left w:type="dxa" w:w="140"/>
+              <w:bottom w:type="dxa" w:w="100"/>
+              <w:right w:type="dxa" w:w="140"/>
+            </w:tcMar>
+            <w:vAlign w:val="center"/>
+          </w:tcPr>
+          <w:p>
+            <w:pPr>
+              <w:spacing w:after="0" w:before="0"/>
+            </w:pPr>
+            <w:r>
+              <w:rPr>
+                <w:rFonts w:ascii="Calibri" w:cs="Calibri" w:eastAsia="Calibri" w:hAnsi="Calibri"/>
+                <w:b w:val="false"/>
+                <w:bCs w:val="false"/>
+                <w:color w:val="1E293B"/>
+                <w:sz w:val="20"/>
+                <w:szCs w:val="20"/>
+              </w:rPr>
+              <w:t xml:space="preserve">Count of tickets past their deadline</w:t>
+            </w:r>
+          </w:p>
+        </w:tc>
+      </w:tr>
+      <w:tr>
+        <w:trPr>
+          <w:tblHeader w:val="false"/>
+        </w:trPr>
+        <w:tc>
+          <w:tcPr>
+            <w:tcW w:type="dxa" w:w="2600"/>
+            <w:tcBorders>
+              <w:top w:val="single" w:color="CBD5E1" w:sz="1"/>
+              <w:left w:val="single" w:color="CBD5E1" w:sz="1"/>
+              <w:bottom w:val="single" w:color="CBD5E1" w:sz="1"/>
+              <w:right w:val="single" w:color="CBD5E1" w:sz="1"/>
+            </w:tcBorders>
+            <w:shd w:fill="F8FAFC" w:val="clear"/>
+            <w:tcMar>
+              <w:top w:type="dxa" w:w="100"/>
+              <w:left w:type="dxa" w:w="140"/>
+              <w:bottom w:type="dxa" w:w="100"/>
+              <w:right w:type="dxa" w:w="140"/>
+            </w:tcMar>
+            <w:vAlign w:val="center"/>
+          </w:tcPr>
+          <w:p>
+            <w:pPr>
+              <w:spacing w:after="0" w:before="0"/>
+            </w:pPr>
+            <w:r>
+              <w:rPr>
+                <w:rFonts w:ascii="Calibri" w:cs="Calibri" w:eastAsia="Calibri" w:hAnsi="Calibri"/>
+                <w:b w:val="false"/>
+                <w:bCs w:val="false"/>
+                <w:color w:val="1E293B"/>
+                <w:sz w:val="20"/>
+                <w:szCs w:val="20"/>
+              </w:rPr>
+              <w:t xml:space="preserve">Avg Resolution Time (Hrs)</w:t>
+            </w:r>
+          </w:p>
+        </w:tc>
+        <w:tc>
+          <w:tcPr>
+            <w:tcW w:type="dxa" w:w="3400"/>
+            <w:tcBorders>
+              <w:top w:val="single" w:color="CBD5E1" w:sz="1"/>
+              <w:left w:val="single" w:color="CBD5E1" w:sz="1"/>
+              <w:bottom w:val="single" w:color="CBD5E1" w:sz="1"/>
+              <w:right w:val="single" w:color="CBD5E1" w:sz="1"/>
+            </w:tcBorders>
+            <w:shd w:fill="F8FAFC" w:val="clear"/>
+            <w:tcMar>
+              <w:top w:type="dxa" w:w="100"/>
+              <w:left w:type="dxa" w:w="140"/>
+              <w:bottom w:type="dxa" w:w="100"/>
+              <w:right w:type="dxa" w:w="140"/>
+            </w:tcMar>
+            <w:vAlign w:val="center"/>
+          </w:tcPr>
+          <w:p>
+            <w:pPr>
+              <w:spacing w:after="0" w:before="0"/>
+            </w:pPr>
+            <w:r>
+              <w:rPr>
+                <w:rFonts w:ascii="Calibri" w:cs="Calibri" w:eastAsia="Calibri" w:hAnsi="Calibri"/>
+                <w:b w:val="false"/>
+                <w:bCs w:val="false"/>
+                <w:color w:val="1E293B"/>
+                <w:sz w:val="20"/>
+                <w:szCs w:val="20"/>
+              </w:rPr>
+              <w:t xml:space="preserve">AVERAGE(Tickets[resolution_time_hours])</w:t>
+            </w:r>
+          </w:p>
+        </w:tc>
+        <w:tc>
+          <w:tcPr>
+            <w:tcW w:type="dxa" w:w="3360"/>
+            <w:tcBorders>
+              <w:top w:val="single" w:color="CBD5E1" w:sz="1"/>
+              <w:left w:val="single" w:color="CBD5E1" w:sz="1"/>
+              <w:bottom w:val="single" w:color="CBD5E1" w:sz="1"/>
+              <w:right w:val="single" w:color="CBD5E1" w:sz="1"/>
+            </w:tcBorders>
+            <w:shd w:fill="F8FAFC" w:val="clear"/>
+            <w:tcMar>
+              <w:top w:type="dxa" w:w="100"/>
+              <w:left w:type="dxa" w:w="140"/>
+              <w:bottom w:type="dxa" w:w="100"/>
+              <w:right w:type="dxa" w:w="140"/>
+            </w:tcMar>
+            <w:vAlign w:val="center"/>
+          </w:tcPr>
+          <w:p>
+            <w:pPr>
+              <w:spacing w:after="0" w:before="0"/>
+            </w:pPr>
+            <w:r>
+              <w:rPr>
+                <w:rFonts w:ascii="Calibri" w:cs="Calibri" w:eastAsia="Calibri" w:hAnsi="Calibri"/>
+                <w:b w:val="false"/>
+                <w:bCs w:val="false"/>
+                <w:color w:val="1E293B"/>
+                <w:sz w:val="20"/>
+                <w:szCs w:val="20"/>
+              </w:rPr>
+              <w:t xml:space="preserve">Mean time from creation to closure</w:t>
+            </w:r>
+          </w:p>
+        </w:tc>
+      </w:tr>
+      <w:tr>
+        <w:trPr>
+          <w:tblHeader w:val="false"/>
+        </w:trPr>
+        <w:tc>
+          <w:tcPr>
+            <w:tcW w:type="dxa" w:w="2600"/>
+            <w:tcBorders>
+              <w:top w:val="single" w:color="CBD5E1" w:sz="1"/>
+              <w:left w:val="single" w:color="CBD5E1" w:sz="1"/>
+              <w:bottom w:val="single" w:color="CBD5E1" w:sz="1"/>
+              <w:right w:val="single" w:color="CBD5E1" w:sz="1"/>
+            </w:tcBorders>
+            <w:shd w:fill="FFFFFF" w:val="clear"/>
+            <w:tcMar>
+              <w:top w:type="dxa" w:w="100"/>
+              <w:left w:type="dxa" w:w="140"/>
+              <w:bottom w:type="dxa" w:w="100"/>
+              <w:right w:type="dxa" w:w="140"/>
+            </w:tcMar>
+            <w:vAlign w:val="center"/>
+          </w:tcPr>
+          <w:p>
+            <w:pPr>
+              <w:spacing w:after="0" w:before="0"/>
+            </w:pPr>
+            <w:r>
+              <w:rPr>
+                <w:rFonts w:ascii="Calibri" w:cs="Calibri" w:eastAsia="Calibri" w:hAnsi="Calibri"/>
+                <w:b w:val="false"/>
+                <w:bCs w:val="false"/>
+                <w:color w:val="1E293B"/>
+                <w:sz w:val="20"/>
+                <w:szCs w:val="20"/>
+              </w:rPr>
+              <w:t xml:space="preserve">High Priority Open</w:t>
+            </w:r>
+          </w:p>
+        </w:tc>
+        <w:tc>
+          <w:tcPr>
+            <w:tcW w:type="dxa" w:w="3400"/>
+            <w:tcBorders>
+              <w:top w:val="single" w:color="CBD5E1" w:sz="1"/>
+              <w:left w:val="single" w:color="CBD5E1" w:sz="1"/>
+              <w:bottom w:val="single" w:color="CBD5E1" w:sz="1"/>
+              <w:right w:val="single" w:color="CBD5E1" w:sz="1"/>
+            </w:tcBorders>
+            <w:shd w:fill="FFFFFF" w:val="clear"/>
+            <w:tcMar>
+              <w:top w:type="dxa" w:w="100"/>
+              <w:left w:type="dxa" w:w="140"/>
+              <w:bottom w:type="dxa" w:w="100"/>
+              <w:right w:type="dxa" w:w="140"/>
+            </w:tcMar>
+            <w:vAlign w:val="center"/>
+          </w:tcPr>
+          <w:p>
+            <w:pPr>
+              <w:spacing w:after="0" w:before="0"/>
+            </w:pPr>
+            <w:r>
+              <w:rPr>
+                <w:rFonts w:ascii="Calibri" w:cs="Calibri" w:eastAsia="Calibri" w:hAnsi="Calibri"/>
+                <w:b w:val="false"/>
+                <w:bCs w:val="false"/>
+                <w:color w:val="1E293B"/>
+                <w:sz w:val="20"/>
+                <w:szCs w:val="20"/>
+              </w:rPr>
+              <w:t xml:space="preserve">CALCULATE(COUNTROWS(Tickets), Tickets[priority] = "High", Tickets[is_open] = TRUE)</w:t>
+            </w:r>
+          </w:p>
+        </w:tc>
+        <w:tc>
+          <w:tcPr>
+            <w:tcW w:type="dxa" w:w="3360"/>
+            <w:tcBorders>
+              <w:top w:val="single" w:color="CBD5E1" w:sz="1"/>
+              <w:left w:val="single" w:color="CBD5E1" w:sz="1"/>
+              <w:bottom w:val="single" w:color="CBD5E1" w:sz="1"/>
+              <w:right w:val="single" w:color="CBD5E1" w:sz="1"/>
+            </w:tcBorders>
+            <w:shd w:fill="FFFFFF" w:val="clear"/>
+            <w:tcMar>
+              <w:top w:type="dxa" w:w="100"/>
+              <w:left w:type="dxa" w:w="140"/>
+              <w:bottom w:type="dxa" w:w="100"/>
+              <w:right w:type="dxa" w:w="140"/>
+            </w:tcMar>
+            <w:vAlign w:val="center"/>
+          </w:tcPr>
+          <w:p>
+            <w:pPr>
+              <w:spacing w:after="0" w:before="0"/>
+            </w:pPr>
+            <w:r>
+              <w:rPr>
+                <w:rFonts w:ascii="Calibri" w:cs="Calibri" w:eastAsia="Calibri" w:hAnsi="Calibri"/>
+                <w:b w:val="false"/>
+                <w:bCs w:val="false"/>
+                <w:color w:val="1E293B"/>
+                <w:sz w:val="20"/>
+                <w:szCs w:val="20"/>
+              </w:rPr>
+              <w:t xml:space="preserve">Urgent work outstanding right now</w:t>
+            </w:r>
+          </w:p>
+        </w:tc>
+      </w:tr>
+      <w:tr>
+        <w:trPr>
+          <w:tblHeader w:val="false"/>
+        </w:trPr>
+        <w:tc>
+          <w:tcPr>
+            <w:tcW w:type="dxa" w:w="2600"/>
+            <w:tcBorders>
+              <w:top w:val="single" w:color="CBD5E1" w:sz="1"/>
+              <w:left w:val="single" w:color="CBD5E1" w:sz="1"/>
+              <w:bottom w:val="single" w:color="CBD5E1" w:sz="1"/>
+              <w:right w:val="single" w:color="CBD5E1" w:sz="1"/>
+            </w:tcBorders>
+            <w:shd w:fill="F8FAFC" w:val="clear"/>
+            <w:tcMar>
+              <w:top w:type="dxa" w:w="100"/>
+              <w:left w:type="dxa" w:w="140"/>
+              <w:bottom w:type="dxa" w:w="100"/>
+              <w:right w:type="dxa" w:w="140"/>
+            </w:tcMar>
+            <w:vAlign w:val="center"/>
+          </w:tcPr>
+          <w:p>
+            <w:pPr>
+              <w:spacing w:after="0" w:before="0"/>
+            </w:pPr>
+            <w:r>
+              <w:rPr>
+                <w:rFonts w:ascii="Calibri" w:cs="Calibri" w:eastAsia="Calibri" w:hAnsi="Calibri"/>
+                <w:b w:val="false"/>
+                <w:bCs w:val="false"/>
+                <w:color w:val="1E293B"/>
+                <w:sz w:val="20"/>
+                <w:szCs w:val="20"/>
+              </w:rPr>
+              <w:t xml:space="preserve">Unassigned Tickets</w:t>
+            </w:r>
+          </w:p>
+        </w:tc>
+        <w:tc>
+          <w:tcPr>
+            <w:tcW w:type="dxa" w:w="3400"/>
+            <w:tcBorders>
+              <w:top w:val="single" w:color="CBD5E1" w:sz="1"/>
+              <w:left w:val="single" w:color="CBD5E1" w:sz="1"/>
+              <w:bottom w:val="single" w:color="CBD5E1" w:sz="1"/>
+              <w:right w:val="single" w:color="CBD5E1" w:sz="1"/>
+            </w:tcBorders>
+            <w:shd w:fill="F8FAFC" w:val="clear"/>
+            <w:tcMar>
+              <w:top w:type="dxa" w:w="100"/>
+              <w:left w:type="dxa" w:w="140"/>
+              <w:bottom w:type="dxa" w:w="100"/>
+              <w:right w:type="dxa" w:w="140"/>
+            </w:tcMar>
+            <w:vAlign w:val="center"/>
+          </w:tcPr>
+          <w:p>
+            <w:pPr>
+              <w:spacing w:after="0" w:before="0"/>
+            </w:pPr>
+            <w:r>
+              <w:rPr>
+                <w:rFonts w:ascii="Calibri" w:cs="Calibri" w:eastAsia="Calibri" w:hAnsi="Calibri"/>
+                <w:b w:val="false"/>
+                <w:bCs w:val="false"/>
+                <w:color w:val="1E293B"/>
+                <w:sz w:val="20"/>
+                <w:szCs w:val="20"/>
+              </w:rPr>
+              <w:t xml:space="preserve">CALCULATE(COUNTROWS(Tickets), Tickets[assigned_to] = "Unassigned")</w:t>
+            </w:r>
+          </w:p>
+        </w:tc>
+        <w:tc>
+          <w:tcPr>
+            <w:tcW w:type="dxa" w:w="3360"/>
+            <w:tcBorders>
+              <w:top w:val="single" w:color="CBD5E1" w:sz="1"/>
+              <w:left w:val="single" w:color="CBD5E1" w:sz="1"/>
+              <w:bottom w:val="single" w:color="CBD5E1" w:sz="1"/>
+              <w:right w:val="single" w:color="CBD5E1" w:sz="1"/>
+            </w:tcBorders>
+            <w:shd w:fill="F8FAFC" w:val="clear"/>
+            <w:tcMar>
+              <w:top w:type="dxa" w:w="100"/>
+              <w:left w:type="dxa" w:w="140"/>
+              <w:bottom w:type="dxa" w:w="100"/>
+              <w:right w:type="dxa" w:w="140"/>
+            </w:tcMar>
+            <w:vAlign w:val="center"/>
+          </w:tcPr>
+          <w:p>
+            <w:pPr>
+              <w:spacing w:after="0" w:before="0"/>
+            </w:pPr>
+            <w:r>
+              <w:rPr>
+                <w:rFonts w:ascii="Calibri" w:cs="Calibri" w:eastAsia="Calibri" w:hAnsi="Calibri"/>
+                <w:b w:val="false"/>
+                <w:bCs w:val="false"/>
+                <w:color w:val="1E293B"/>
+                <w:sz w:val="20"/>
+                <w:szCs w:val="20"/>
+              </w:rPr>
+              <w:t xml:space="preserve">Tickets with no owner — a triage gap</w:t>
+            </w:r>
+          </w:p>
+        </w:tc>
+      </w:tr>
+    </w:tbl>
+    <w:p>
+      <w:pPr>
+        <w:pStyle w:val="Heading2"/>
+        <w:spacing w:after="120" w:before="280"/>
+      </w:pPr>
+      <w:r>
+        <w:rPr>
+          <w:rFonts w:ascii="Calibri" w:cs="Calibri" w:eastAsia="Calibri" w:hAnsi="Calibri"/>
+          <w:b/>
+          <w:bCs/>
+          <w:color w:val="185FA5"/>
+          <w:sz w:val="24"/>
+          <w:szCs w:val="24"/>
+        </w:rPr>
+        <w:t xml:space="preserve">7.3   Report Structure</w:t>
+      </w:r>
+    </w:p>
+    <w:p>
+      <w:pPr>
+        <w:spacing w:after="120" w:before="80"/>
+      </w:pPr>
+      <w:r>
+        <w:rPr>
+          <w:rFonts w:ascii="Calibri" w:cs="Calibri" w:eastAsia="Calibri" w:hAnsi="Calibri"/>
+          <w:sz w:val="22"/>
+          <w:szCs w:val="22"/>
+        </w:rPr>
+        <w:t xml:space="preserve">The report is four pages on a shared 1280 × 720 grid. Every page carries the same five slicers — created-date range, category, priority, status and assignee — so a filter applied anywhere holds across the whole report.</w:t>
+      </w:r>
+    </w:p>
+    <w:tbl>
+      <w:tblPr>
+        <w:tblW w:type="dxa" w:w="9360"/>
+        <w:tblBorders>
+          <w:top w:val="single" w:color="auto" w:sz="4"/>
+          <w:left w:val="single" w:color="auto" w:sz="4"/>
+          <w:bottom w:val="single" w:color="auto" w:sz="4"/>
+          <w:right w:val="single" w:color="auto" w:sz="4"/>
+          <w:insideH w:val="single" w:color="auto" w:sz="4"/>
+          <w:insideV w:val="single" w:color="auto" w:sz="4"/>
+        </w:tblBorders>
+      </w:tblPr>
+      <w:tblGrid>
+        <w:gridCol w:w="2200"/>
+        <w:gridCol w:w="3000"/>
+        <w:gridCol w:w="4160"/>
+      </w:tblGrid>
+      <w:tr>
+        <w:trPr>
+          <w:tblHeader/>
+        </w:trPr>
+        <w:tc>
+          <w:tcPr>
+            <w:tcW w:type="dxa" w:w="2200"/>
+            <w:tcBorders>
+              <w:top w:val="single" w:color="CBD5E1" w:sz="1"/>
+              <w:left w:val="single" w:color="CBD5E1" w:sz="1"/>
+              <w:bottom w:val="single" w:color="CBD5E1" w:sz="1"/>
+              <w:right w:val="single" w:color="CBD5E1" w:sz="1"/>
+            </w:tcBorders>
+            <w:shd w:fill="185FA5" w:val="clear"/>
+            <w:tcMar>
+              <w:top w:type="dxa" w:w="100"/>
+              <w:left w:type="dxa" w:w="140"/>
+              <w:bottom w:type="dxa" w:w="100"/>
+              <w:right w:type="dxa" w:w="140"/>
+            </w:tcMar>
+            <w:vAlign w:val="center"/>
+          </w:tcPr>
+          <w:p>
+            <w:pPr>
+              <w:spacing w:after="0" w:before="0"/>
+            </w:pPr>
+            <w:r>
+              <w:rPr>
+                <w:rFonts w:ascii="Calibri" w:cs="Calibri" w:eastAsia="Calibri" w:hAnsi="Calibri"/>
+                <w:b/>
+                <w:bCs/>
+                <w:color w:val="FFFFFF"/>
+                <w:sz w:val="20"/>
+                <w:szCs w:val="20"/>
+              </w:rPr>
+              <w:t xml:space="preserve">Page</w:t>
+            </w:r>
+          </w:p>
+        </w:tc>
+        <w:tc>
+          <w:tcPr>
+            <w:tcW w:type="dxa" w:w="3000"/>
+            <w:tcBorders>
+              <w:top w:val="single" w:color="CBD5E1" w:sz="1"/>
+              <w:left w:val="single" w:color="CBD5E1" w:sz="1"/>
+              <w:bottom w:val="single" w:color="CBD5E1" w:sz="1"/>
+              <w:right w:val="single" w:color="CBD5E1" w:sz="1"/>
+            </w:tcBorders>
+            <w:shd w:fill="185FA5" w:val="clear"/>
+            <w:tcMar>
+              <w:top w:type="dxa" w:w="100"/>
+              <w:left w:type="dxa" w:w="140"/>
+              <w:bottom w:type="dxa" w:w="100"/>
+              <w:right w:type="dxa" w:w="140"/>
+            </w:tcMar>
+            <w:vAlign w:val="center"/>
+          </w:tcPr>
+          <w:p>
+            <w:pPr>
+              <w:spacing w:after="0" w:before="0"/>
+            </w:pPr>
+            <w:r>
+              <w:rPr>
+                <w:rFonts w:ascii="Calibri" w:cs="Calibri" w:eastAsia="Calibri" w:hAnsi="Calibri"/>
+                <w:b/>
+                <w:bCs/>
+                <w:color w:val="FFFFFF"/>
+                <w:sz w:val="20"/>
+                <w:szCs w:val="20"/>
+              </w:rPr>
+              <w:t xml:space="preserve">Audience Question</w:t>
+            </w:r>
+          </w:p>
+        </w:tc>
+        <w:tc>
+          <w:tcPr>
+            <w:tcW w:type="dxa" w:w="4160"/>
+            <w:tcBorders>
+              <w:top w:val="single" w:color="CBD5E1" w:sz="1"/>
+              <w:left w:val="single" w:color="CBD5E1" w:sz="1"/>
+              <w:bottom w:val="single" w:color="CBD5E1" w:sz="1"/>
+              <w:right w:val="single" w:color="CBD5E1" w:sz="1"/>
+            </w:tcBorders>
+            <w:shd w:fill="185FA5" w:val="clear"/>
+            <w:tcMar>
+              <w:top w:type="dxa" w:w="100"/>
+              <w:left w:type="dxa" w:w="140"/>
+              <w:bottom w:type="dxa" w:w="100"/>
+              <w:right w:type="dxa" w:w="140"/>
+            </w:tcMar>
+            <w:vAlign w:val="center"/>
+          </w:tcPr>
+          <w:p>
+            <w:pPr>
+              <w:spacing w:after="0" w:before="0"/>
+            </w:pPr>
+            <w:r>
+              <w:rPr>
+                <w:rFonts w:ascii="Calibri" w:cs="Calibri" w:eastAsia="Calibri" w:hAnsi="Calibri"/>
+                <w:b/>
+                <w:bCs/>
+                <w:color w:val="FFFFFF"/>
+                <w:sz w:val="20"/>
+                <w:szCs w:val="20"/>
+              </w:rPr>
+              <w:t xml:space="preserve">Key Visuals</w:t>
+            </w:r>
+          </w:p>
+        </w:tc>
+      </w:tr>
+      <w:tr>
+        <w:trPr>
+          <w:tblHeader w:val="false"/>
+        </w:trPr>
+        <w:tc>
+          <w:tcPr>
+            <w:tcW w:type="dxa" w:w="2200"/>
+            <w:tcBorders>
+              <w:top w:val="single" w:color="CBD5E1" w:sz="1"/>
+              <w:left w:val="single" w:color="CBD5E1" w:sz="1"/>
+              <w:bottom w:val="single" w:color="CBD5E1" w:sz="1"/>
+              <w:right w:val="single" w:color="CBD5E1" w:sz="1"/>
+            </w:tcBorders>
+            <w:shd w:fill="F8FAFC" w:val="clear"/>
+            <w:tcMar>
+              <w:top w:type="dxa" w:w="100"/>
+              <w:left w:type="dxa" w:w="140"/>
+              <w:bottom w:type="dxa" w:w="100"/>
+              <w:right w:type="dxa" w:w="140"/>
+            </w:tcMar>
+            <w:vAlign w:val="center"/>
+          </w:tcPr>
+          <w:p>
+            <w:pPr>
+              <w:spacing w:after="0" w:before="0"/>
+            </w:pPr>
+            <w:r>
+              <w:rPr>
+                <w:rFonts w:ascii="Calibri" w:cs="Calibri" w:eastAsia="Calibri" w:hAnsi="Calibri"/>
+                <w:b w:val="false"/>
+                <w:bCs w:val="false"/>
+                <w:color w:val="1E293B"/>
+                <w:sz w:val="20"/>
+                <w:szCs w:val="20"/>
+              </w:rPr>
+              <w:t xml:space="preserve">Overview</w:t>
+            </w:r>
+          </w:p>
+        </w:tc>
+        <w:tc>
+          <w:tcPr>
+            <w:tcW w:type="dxa" w:w="3000"/>
+            <w:tcBorders>
+              <w:top w:val="single" w:color="CBD5E1" w:sz="1"/>
+              <w:left w:val="single" w:color="CBD5E1" w:sz="1"/>
+              <w:bottom w:val="single" w:color="CBD5E1" w:sz="1"/>
+              <w:right w:val="single" w:color="CBD5E1" w:sz="1"/>
+            </w:tcBorders>
+            <w:shd w:fill="F8FAFC" w:val="clear"/>
+            <w:tcMar>
+              <w:top w:type="dxa" w:w="100"/>
+              <w:left w:type="dxa" w:w="140"/>
+              <w:bottom w:type="dxa" w:w="100"/>
+              <w:right w:type="dxa" w:w="140"/>
+            </w:tcMar>
+            <w:vAlign w:val="center"/>
+          </w:tcPr>
+          <w:p>
+            <w:pPr>
+              <w:spacing w:after="0" w:before="0"/>
+            </w:pPr>
+            <w:r>
+              <w:rPr>
+                <w:rFonts w:ascii="Calibri" w:cs="Calibri" w:eastAsia="Calibri" w:hAnsi="Calibri"/>
+                <w:b w:val="false"/>
+                <w:bCs w:val="false"/>
+                <w:color w:val="1E293B"/>
+                <w:sz w:val="20"/>
+                <w:szCs w:val="20"/>
+              </w:rPr>
+              <w:t xml:space="preserve">How is the service doing overall?</w:t>
+            </w:r>
+          </w:p>
+        </w:tc>
+        <w:tc>
+          <w:tcPr>
+            <w:tcW w:type="dxa" w:w="4160"/>
+            <w:tcBorders>
+              <w:top w:val="single" w:color="CBD5E1" w:sz="1"/>
+              <w:left w:val="single" w:color="CBD5E1" w:sz="1"/>
+              <w:bottom w:val="single" w:color="CBD5E1" w:sz="1"/>
+              <w:right w:val="single" w:color="CBD5E1" w:sz="1"/>
+            </w:tcBorders>
+            <w:shd w:fill="F8FAFC" w:val="clear"/>
+            <w:tcMar>
+              <w:top w:type="dxa" w:w="100"/>
+              <w:left w:type="dxa" w:w="140"/>
+              <w:bottom w:type="dxa" w:w="100"/>
+              <w:right w:type="dxa" w:w="140"/>
+            </w:tcMar>
+            <w:vAlign w:val="center"/>
+          </w:tcPr>
+          <w:p>
+            <w:pPr>
+              <w:spacing w:after="0" w:before="0"/>
+            </w:pPr>
+            <w:r>
+              <w:rPr>
+                <w:rFonts w:ascii="Calibri" w:cs="Calibri" w:eastAsia="Calibri" w:hAnsi="Calibri"/>
+                <w:b w:val="false"/>
+                <w:bCs w:val="false"/>
+                <w:color w:val="1E293B"/>
+                <w:sz w:val="20"/>
+                <w:szCs w:val="20"/>
+              </w:rPr>
+              <w:t xml:space="preserve">Five KPI callouts, monthly volume trend, priority donut, status breakdown, resolution time by category, open-ticket queue sorted by age</w:t>
+            </w:r>
+          </w:p>
+        </w:tc>
+      </w:tr>
+      <w:tr>
+        <w:trPr>
+          <w:tblHeader w:val="false"/>
+        </w:trPr>
+        <w:tc>
+          <w:tcPr>
+            <w:tcW w:type="dxa" w:w="2200"/>
+            <w:tcBorders>
+              <w:top w:val="single" w:color="CBD5E1" w:sz="1"/>
+              <w:left w:val="single" w:color="CBD5E1" w:sz="1"/>
+              <w:bottom w:val="single" w:color="CBD5E1" w:sz="1"/>
+              <w:right w:val="single" w:color="CBD5E1" w:sz="1"/>
+            </w:tcBorders>
+            <w:shd w:fill="FFFFFF" w:val="clear"/>
+            <w:tcMar>
+              <w:top w:type="dxa" w:w="100"/>
+              <w:left w:type="dxa" w:w="140"/>
+              <w:bottom w:type="dxa" w:w="100"/>
+              <w:right w:type="dxa" w:w="140"/>
+            </w:tcMar>
+            <w:vAlign w:val="center"/>
+          </w:tcPr>
+          <w:p>
+            <w:pPr>
+              <w:spacing w:after="0" w:before="0"/>
+            </w:pPr>
+            <w:r>
+              <w:rPr>
+                <w:rFonts w:ascii="Calibri" w:cs="Calibri" w:eastAsia="Calibri" w:hAnsi="Calibri"/>
+                <w:b w:val="false"/>
+                <w:bCs w:val="false"/>
+                <w:color w:val="1E293B"/>
+                <w:sz w:val="20"/>
+                <w:szCs w:val="20"/>
+              </w:rPr>
+              <w:t xml:space="preserve">SLA &amp; Aging</w:t>
+            </w:r>
+          </w:p>
+        </w:tc>
+        <w:tc>
+          <w:tcPr>
+            <w:tcW w:type="dxa" w:w="3000"/>
+            <w:tcBorders>
+              <w:top w:val="single" w:color="CBD5E1" w:sz="1"/>
+              <w:left w:val="single" w:color="CBD5E1" w:sz="1"/>
+              <w:bottom w:val="single" w:color="CBD5E1" w:sz="1"/>
+              <w:right w:val="single" w:color="CBD5E1" w:sz="1"/>
+            </w:tcBorders>
+            <w:shd w:fill="FFFFFF" w:val="clear"/>
+            <w:tcMar>
+              <w:top w:type="dxa" w:w="100"/>
+              <w:left w:type="dxa" w:w="140"/>
+              <w:bottom w:type="dxa" w:w="100"/>
+              <w:right w:type="dxa" w:w="140"/>
+            </w:tcMar>
+            <w:vAlign w:val="center"/>
+          </w:tcPr>
+          <w:p>
+            <w:pPr>
+              <w:spacing w:after="0" w:before="0"/>
+            </w:pPr>
+            <w:r>
+              <w:rPr>
+                <w:rFonts w:ascii="Calibri" w:cs="Calibri" w:eastAsia="Calibri" w:hAnsi="Calibri"/>
+                <w:b w:val="false"/>
+                <w:bCs w:val="false"/>
+                <w:color w:val="1E293B"/>
+                <w:sz w:val="20"/>
+                <w:szCs w:val="20"/>
+              </w:rPr>
+              <w:t xml:space="preserve">Where are we missing our commitments?</w:t>
+            </w:r>
+          </w:p>
+        </w:tc>
+        <w:tc>
+          <w:tcPr>
+            <w:tcW w:type="dxa" w:w="4160"/>
+            <w:tcBorders>
+              <w:top w:val="single" w:color="CBD5E1" w:sz="1"/>
+              <w:left w:val="single" w:color="CBD5E1" w:sz="1"/>
+              <w:bottom w:val="single" w:color="CBD5E1" w:sz="1"/>
+              <w:right w:val="single" w:color="CBD5E1" w:sz="1"/>
+            </w:tcBorders>
+            <w:shd w:fill="FFFFFF" w:val="clear"/>
+            <w:tcMar>
+              <w:top w:type="dxa" w:w="100"/>
+              <w:left w:type="dxa" w:w="140"/>
+              <w:bottom w:type="dxa" w:w="100"/>
+              <w:right w:type="dxa" w:w="140"/>
+            </w:tcMar>
+            <w:vAlign w:val="center"/>
+          </w:tcPr>
+          <w:p>
+            <w:pPr>
+              <w:spacing w:after="0" w:before="0"/>
+            </w:pPr>
+            <w:r>
+              <w:rPr>
+                <w:rFonts w:ascii="Calibri" w:cs="Calibri" w:eastAsia="Calibri" w:hAnsi="Calibri"/>
+                <w:b w:val="false"/>
+                <w:bCs w:val="false"/>
+                <w:color w:val="1E293B"/>
+                <w:sz w:val="20"/>
+                <w:szCs w:val="20"/>
+              </w:rPr>
+              <w:t xml:space="preserve">SLA breaches over time, by category and by assignee; a breached-ticket table filtered to is_sla_breached and sorted oldest-first</w:t>
+            </w:r>
+          </w:p>
+        </w:tc>
+      </w:tr>
+      <w:tr>
+        <w:trPr>
+          <w:tblHeader w:val="false"/>
+        </w:trPr>
+        <w:tc>
+          <w:tcPr>
+            <w:tcW w:type="dxa" w:w="2200"/>
+            <w:tcBorders>
+              <w:top w:val="single" w:color="CBD5E1" w:sz="1"/>
+              <w:left w:val="single" w:color="CBD5E1" w:sz="1"/>
+              <w:bottom w:val="single" w:color="CBD5E1" w:sz="1"/>
+              <w:right w:val="single" w:color="CBD5E1" w:sz="1"/>
+            </w:tcBorders>
+            <w:shd w:fill="F8FAFC" w:val="clear"/>
+            <w:tcMar>
+              <w:top w:type="dxa" w:w="100"/>
+              <w:left w:type="dxa" w:w="140"/>
+              <w:bottom w:type="dxa" w:w="100"/>
+              <w:right w:type="dxa" w:w="140"/>
+            </w:tcMar>
+            <w:vAlign w:val="center"/>
+          </w:tcPr>
+          <w:p>
+            <w:pPr>
+              <w:spacing w:after="0" w:before="0"/>
+            </w:pPr>
+            <w:r>
+              <w:rPr>
+                <w:rFonts w:ascii="Calibri" w:cs="Calibri" w:eastAsia="Calibri" w:hAnsi="Calibri"/>
+                <w:b w:val="false"/>
+                <w:bCs w:val="false"/>
+                <w:color w:val="1E293B"/>
+                <w:sz w:val="20"/>
+                <w:szCs w:val="20"/>
+              </w:rPr>
+              <w:t xml:space="preserve">Category Deep-Dive</w:t>
+            </w:r>
+          </w:p>
+        </w:tc>
+        <w:tc>
+          <w:tcPr>
+            <w:tcW w:type="dxa" w:w="3000"/>
+            <w:tcBorders>
+              <w:top w:val="single" w:color="CBD5E1" w:sz="1"/>
+              <w:left w:val="single" w:color="CBD5E1" w:sz="1"/>
+              <w:bottom w:val="single" w:color="CBD5E1" w:sz="1"/>
+              <w:right w:val="single" w:color="CBD5E1" w:sz="1"/>
+            </w:tcBorders>
+            <w:shd w:fill="F8FAFC" w:val="clear"/>
+            <w:tcMar>
+              <w:top w:type="dxa" w:w="100"/>
+              <w:left w:type="dxa" w:w="140"/>
+              <w:bottom w:type="dxa" w:w="100"/>
+              <w:right w:type="dxa" w:w="140"/>
+            </w:tcMar>
+            <w:vAlign w:val="center"/>
+          </w:tcPr>
+          <w:p>
+            <w:pPr>
+              <w:spacing w:after="0" w:before="0"/>
+            </w:pPr>
+            <w:r>
+              <w:rPr>
+                <w:rFonts w:ascii="Calibri" w:cs="Calibri" w:eastAsia="Calibri" w:hAnsi="Calibri"/>
+                <w:b w:val="false"/>
+                <w:bCs w:val="false"/>
+                <w:color w:val="1E293B"/>
+                <w:sz w:val="20"/>
+                <w:szCs w:val="20"/>
+              </w:rPr>
+              <w:t xml:space="preserve">Which problem areas cost us the most?</w:t>
+            </w:r>
+          </w:p>
+        </w:tc>
+        <w:tc>
+          <w:tcPr>
+            <w:tcW w:type="dxa" w:w="4160"/>
+            <w:tcBorders>
+              <w:top w:val="single" w:color="CBD5E1" w:sz="1"/>
+              <w:left w:val="single" w:color="CBD5E1" w:sz="1"/>
+              <w:bottom w:val="single" w:color="CBD5E1" w:sz="1"/>
+              <w:right w:val="single" w:color="CBD5E1" w:sz="1"/>
+            </w:tcBorders>
+            <w:shd w:fill="F8FAFC" w:val="clear"/>
+            <w:tcMar>
+              <w:top w:type="dxa" w:w="100"/>
+              <w:left w:type="dxa" w:w="140"/>
+              <w:bottom w:type="dxa" w:w="100"/>
+              <w:right w:type="dxa" w:w="140"/>
+            </w:tcMar>
+            <w:vAlign w:val="center"/>
+          </w:tcPr>
+          <w:p>
+            <w:pPr>
+              <w:spacing w:after="0" w:before="0"/>
+            </w:pPr>
+            <w:r>
+              <w:rPr>
+                <w:rFonts w:ascii="Calibri" w:cs="Calibri" w:eastAsia="Calibri" w:hAnsi="Calibri"/>
+                <w:b w:val="false"/>
+                <w:bCs w:val="false"/>
+                <w:color w:val="1E293B"/>
+                <w:sz w:val="20"/>
+                <w:szCs w:val="20"/>
+              </w:rPr>
+              <w:t xml:space="preserve">Top-10 subcategories by volume, average resolution time by category, and an expandable category-to-subcategory matrix</w:t>
+            </w:r>
+          </w:p>
+        </w:tc>
+      </w:tr>
+      <w:tr>
+        <w:trPr>
+          <w:tblHeader w:val="false"/>
+        </w:trPr>
+        <w:tc>
+          <w:tcPr>
+            <w:tcW w:type="dxa" w:w="2200"/>
+            <w:tcBorders>
+              <w:top w:val="single" w:color="CBD5E1" w:sz="1"/>
+              <w:left w:val="single" w:color="CBD5E1" w:sz="1"/>
+              <w:bottom w:val="single" w:color="CBD5E1" w:sz="1"/>
+              <w:right w:val="single" w:color="CBD5E1" w:sz="1"/>
+            </w:tcBorders>
+            <w:shd w:fill="FFFFFF" w:val="clear"/>
+            <w:tcMar>
+              <w:top w:type="dxa" w:w="100"/>
+              <w:left w:type="dxa" w:w="140"/>
+              <w:bottom w:type="dxa" w:w="100"/>
+              <w:right w:type="dxa" w:w="140"/>
+            </w:tcMar>
+            <w:vAlign w:val="center"/>
+          </w:tcPr>
+          <w:p>
+            <w:pPr>
+              <w:spacing w:after="0" w:before="0"/>
+            </w:pPr>
+            <w:r>
+              <w:rPr>
+                <w:rFonts w:ascii="Calibri" w:cs="Calibri" w:eastAsia="Calibri" w:hAnsi="Calibri"/>
+                <w:b w:val="false"/>
+                <w:bCs w:val="false"/>
+                <w:color w:val="1E293B"/>
+                <w:sz w:val="20"/>
+                <w:szCs w:val="20"/>
+              </w:rPr>
+              <w:t xml:space="preserve">Agent Workload</w:t>
+            </w:r>
+          </w:p>
+        </w:tc>
+        <w:tc>
+          <w:tcPr>
+            <w:tcW w:type="dxa" w:w="3000"/>
+            <w:tcBorders>
+              <w:top w:val="single" w:color="CBD5E1" w:sz="1"/>
+              <w:left w:val="single" w:color="CBD5E1" w:sz="1"/>
+              <w:bottom w:val="single" w:color="CBD5E1" w:sz="1"/>
+              <w:right w:val="single" w:color="CBD5E1" w:sz="1"/>
+            </w:tcBorders>
+            <w:shd w:fill="FFFFFF" w:val="clear"/>
+            <w:tcMar>
+              <w:top w:type="dxa" w:w="100"/>
+              <w:left w:type="dxa" w:w="140"/>
+              <w:bottom w:type="dxa" w:w="100"/>
+              <w:right w:type="dxa" w:w="140"/>
+            </w:tcMar>
+            <w:vAlign w:val="center"/>
+          </w:tcPr>
+          <w:p>
+            <w:pPr>
+              <w:spacing w:after="0" w:before="0"/>
+            </w:pPr>
+            <w:r>
+              <w:rPr>
+                <w:rFonts w:ascii="Calibri" w:cs="Calibri" w:eastAsia="Calibri" w:hAnsi="Calibri"/>
+                <w:b w:val="false"/>
+                <w:bCs w:val="false"/>
+                <w:color w:val="1E293B"/>
+                <w:sz w:val="20"/>
+                <w:szCs w:val="20"/>
+              </w:rPr>
+              <w:t xml:space="preserve">How is work distributed across the team?</w:t>
+            </w:r>
+          </w:p>
+        </w:tc>
+        <w:tc>
+          <w:tcPr>
+            <w:tcW w:type="dxa" w:w="4160"/>
+            <w:tcBorders>
+              <w:top w:val="single" w:color="CBD5E1" w:sz="1"/>
+              <w:left w:val="single" w:color="CBD5E1" w:sz="1"/>
+              <w:bottom w:val="single" w:color="CBD5E1" w:sz="1"/>
+              <w:right w:val="single" w:color="CBD5E1" w:sz="1"/>
+            </w:tcBorders>
+            <w:shd w:fill="FFFFFF" w:val="clear"/>
+            <w:tcMar>
+              <w:top w:type="dxa" w:w="100"/>
+              <w:left w:type="dxa" w:w="140"/>
+              <w:bottom w:type="dxa" w:w="100"/>
+              <w:right w:type="dxa" w:w="140"/>
+            </w:tcMar>
+            <w:vAlign w:val="center"/>
+          </w:tcPr>
+          <w:p>
+            <w:pPr>
+              <w:spacing w:after="0" w:before="0"/>
+            </w:pPr>
+            <w:r>
+              <w:rPr>
+                <w:rFonts w:ascii="Calibri" w:cs="Calibri" w:eastAsia="Calibri" w:hAnsi="Calibri"/>
+                <w:b w:val="false"/>
+                <w:bCs w:val="false"/>
+                <w:color w:val="1E293B"/>
+                <w:sz w:val="20"/>
+                <w:szCs w:val="20"/>
+              </w:rPr>
+              <w:t xml:space="preserve">Open versus resolved by assignee, average resolution time by assignee, and an agent scorecard broken down by person and role</w:t>
+            </w:r>
+          </w:p>
+        </w:tc>
+      </w:tr>
+    </w:tbl>
+    <w:p>
+      <w:pPr>
+        <w:pStyle w:val="Heading2"/>
+        <w:spacing w:after="120" w:before="280"/>
+      </w:pPr>
+      <w:r>
+        <w:rPr>
+          <w:rFonts w:ascii="Calibri" w:cs="Calibri" w:eastAsia="Calibri" w:hAnsi="Calibri"/>
+          <w:b/>
+          <w:bCs/>
+          <w:color w:val="185FA5"/>
+          <w:sz w:val="24"/>
+          <w:szCs w:val="24"/>
+        </w:rPr>
+        <w:t xml:space="preserve">7.4   Report Design &amp; Version Control</w:t>
+      </w:r>
+    </w:p>
+    <w:p>
+      <w:pPr>
+        <w:pStyle w:val="ListParagraph"/>
+        <w:numPr>
+          <w:ilvl w:val="0"/>
+          <w:numId w:val="2"/>
+        </w:numPr>
+        <w:spacing w:after="60" w:before="40"/>
+      </w:pPr>
+      <w:r>
+        <w:rPr>
+          <w:rFonts w:ascii="Calibri" w:cs="Calibri" w:eastAsia="Calibri" w:hAnsi="Calibri"/>
+          <w:sz w:val="22"/>
+          <w:szCs w:val="22"/>
+        </w:rPr>
+        <w:t xml:space="preserve">The report is stored in PBIP (Power BI Project) format, which writes the report definition as plain-text JSON rather than a binary .pbix file — so the dashboard is version-controlled in Git alongside the Django source, and every visual change is reviewable as a diff.</w:t>
+      </w:r>
+    </w:p>
+    <w:p>
+      <w:pPr>
+        <w:pStyle w:val="ListParagraph"/>
+        <w:numPr>
+          <w:ilvl w:val="0"/>
+          <w:numId w:val="2"/>
+        </w:numPr>
+        <w:spacing w:after="60" w:before="40"/>
+      </w:pPr>
+      <w:r>
+        <w:rPr>
+          <w:rFonts w:ascii="Calibri" w:cs="Calibri" w:eastAsia="Calibri" w:hAnsi="Calibri"/>
+          <w:sz w:val="22"/>
+          <w:szCs w:val="22"/>
+        </w:rPr>
+        <w:t xml:space="preserve">A custom theme file drives all colour. The palette is #1B262C, #0F4C75, #3282B8 and #BBE1FA, with cards sitting on a darker canvas to give real separation between surface and background.</w:t>
+      </w:r>
+    </w:p>
+    <w:p>
+      <w:pPr>
+        <w:pStyle w:val="ListParagraph"/>
+        <w:numPr>
+          <w:ilvl w:val="0"/>
+          <w:numId w:val="2"/>
+        </w:numPr>
+        <w:spacing w:after="60" w:before="40"/>
+      </w:pPr>
+      <w:r>
+        <w:rPr>
+          <w:rFonts w:ascii="Calibri" w:cs="Calibri" w:eastAsia="Calibri" w:hAnsi="Calibri"/>
+          <w:sz w:val="22"/>
+          <w:szCs w:val="22"/>
+        </w:rPr>
+        <w:t xml:space="preserve">Contrast was checked rather than eyeballed: body text sits at 11.2:1 against its background and data marks at 3.69:1, clearing the WCAG minimum of 4.5:1 for text and 3:1 for graphical objects.</w:t>
+      </w:r>
+    </w:p>
+    <w:p>
+      <w:pPr>
+        <w:pStyle w:val="ListParagraph"/>
+        <w:numPr>
+          <w:ilvl w:val="0"/>
+          <w:numId w:val="2"/>
+        </w:numPr>
+        <w:spacing w:after="60" w:before="40"/>
+      </w:pPr>
+      <w:r>
+        <w:rPr>
+          <w:rFonts w:ascii="Calibri" w:cs="Calibri" w:eastAsia="Calibri" w:hAnsi="Calibri"/>
+          <w:sz w:val="22"/>
+          <w:szCs w:val="22"/>
+        </w:rPr>
+        <w:t xml:space="preserve">The theme replaced roughly 500 auto-generated colours produced by Power BI Desktop with a curated ramp derived from the four base colours.</w:t>
+      </w:r>
+    </w:p>
+    <w:p>
+      <w:pPr>
+        <w:pStyle w:val="Heading2"/>
+        <w:spacing w:after="120" w:before="280"/>
+      </w:pPr>
+      <w:r>
+        <w:rPr>
+          <w:rFonts w:ascii="Calibri" w:cs="Calibri" w:eastAsia="Calibri" w:hAnsi="Calibri"/>
+          <w:b/>
+          <w:bCs/>
+          <w:color w:val="185FA5"/>
+          <w:sz w:val="24"/>
+          <w:szCs w:val="24"/>
+        </w:rPr>
+        <w:t xml:space="preserve">7.5   Data Quality Findings</w:t>
+      </w:r>
+    </w:p>
+    <w:p>
+      <w:pPr>
+        <w:spacing w:after="120" w:before="80"/>
+      </w:pPr>
+      <w:r>
+        <w:rPr>
+          <w:rFonts w:ascii="Calibri" w:cs="Calibri" w:eastAsia="Calibri" w:hAnsi="Calibri"/>
+          <w:sz w:val="22"/>
+          <w:szCs w:val="22"/>
+        </w:rPr>
+        <w:t xml:space="preserve">Building the report surfaced three issues in the underlying data that the in-application dashboard had been hiding. Recording them is part of the analysis, not a footnote to it:</w:t>
+      </w:r>
+    </w:p>
+    <w:p>
+      <w:pPr>
+        <w:pStyle w:val="ListParagraph"/>
+        <w:numPr>
+          <w:ilvl w:val="0"/>
+          <w:numId w:val="2"/>
+        </w:numPr>
+        <w:spacing w:after="60" w:before="40"/>
+      </w:pPr>
+      <w:r>
+        <w:rPr>
+          <w:rFonts w:ascii="Calibri" w:cs="Calibri" w:eastAsia="Calibri" w:hAnsi="Calibri"/>
+          <w:sz w:val="22"/>
+          <w:szCs w:val="22"/>
+        </w:rPr>
+        <w:t xml:space="preserve">The csat_rating and first_response_at columns are populated on 0 of 32 tickets. Both fields are captured correctly by the application, but no ticket in the sample dataset has yet been rated or given a first response. The three dependent measures therefore return blank, and the corresponding visuals were removed from the report rather than shipped empty.</w:t>
+      </w:r>
+    </w:p>
+    <w:p>
+      <w:pPr>
+        <w:pStyle w:val="ListParagraph"/>
+        <w:numPr>
+          <w:ilvl w:val="0"/>
+          <w:numId w:val="2"/>
+        </w:numPr>
+        <w:spacing w:after="60" w:before="40"/>
+      </w:pPr>
+      <w:r>
+        <w:rPr>
+          <w:rFonts w:ascii="Calibri" w:cs="Calibri" w:eastAsia="Calibri" w:hAnsi="Calibri"/>
+          <w:sz w:val="22"/>
+          <w:szCs w:val="22"/>
+        </w:rPr>
+        <w:t xml:space="preserve">Six tickets have no assignee, and all six are still open — a triage gap that no existing view made visible. This drove the decision to add the Agent Workload page and an Unassigned Tickets KPI.</w:t>
+      </w:r>
+    </w:p>
+    <w:p>
+      <w:pPr>
+        <w:pStyle w:val="ListParagraph"/>
+        <w:numPr>
+          <w:ilvl w:val="0"/>
+          <w:numId w:val="2"/>
+        </w:numPr>
+        <w:spacing w:after="60" w:before="40"/>
+      </w:pPr>
+      <w:r>
+        <w:rPr>
+          <w:rFonts w:ascii="Calibri" w:cs="Calibri" w:eastAsia="Calibri" w:hAnsi="Calibri"/>
+          <w:sz w:val="22"/>
+          <w:szCs w:val="22"/>
+        </w:rPr>
+        <w:t xml:space="preserve">SLA compliance sits at 62.5%, with 12 of 32 tickets breached, concentrated in June. Average resolution time is 23.1 hours, but varies from 16.2 hours for Hardware to 34.5 hours for Network &amp; Connectivity — a spread that only became visible once resolution time was broken out by category.</w:t>
+      </w:r>
+    </w:p>
+    <w:p>
+      <w:pPr>
+        <w:pStyle w:val="Heading1"/>
+        <w:pBdr>
+          <w:bottom w:val="single" w:color="185FA5" w:sz="8" w:space="4"/>
+        </w:pBdr>
+        <w:spacing w:after="160" w:before="360"/>
+      </w:pPr>
+      <w:r>
+        <w:rPr>
+          <w:rFonts w:ascii="Calibri" w:cs="Calibri" w:eastAsia="Calibri" w:hAnsi="Calibri"/>
+          <w:b/>
+          <w:bCs/>
+          <w:color w:val="0C447C"/>
+          <w:sz w:val="28"/>
+          <w:szCs w:val="28"/>
+        </w:rPr>
+        <w:t xml:space="preserve">8.   Sample Data — Manulife Use Case</w:t>
       </w:r>
     </w:p>
     <w:p>
@@ -8837,7 +10845,7 @@
           <w:sz w:val="28"/>
           <w:szCs w:val="28"/>
         </w:rPr>
-        <w:t xml:space="preserve">8.   Key Outcomes &amp; Skills Demonstrated</w:t>
+        <w:t xml:space="preserve">9.   Key Outcomes &amp; Skills Demonstrated</w:t>
       </w:r>
     </w:p>
     <w:p>
@@ -8854,7 +10862,7 @@
           <w:sz w:val="24"/>
           <w:szCs w:val="24"/>
         </w:rPr>
-        <w:t xml:space="preserve">8.1   Technical Outcomes</w:t>
+        <w:t xml:space="preserve">9.1   Technical Outcomes</w:t>
       </w:r>
     </w:p>
     <w:p>
@@ -8990,7 +10998,7 @@
           <w:sz w:val="24"/>
           <w:szCs w:val="24"/>
         </w:rPr>
-        <w:t xml:space="preserve">8.2   Skills Demonstrated</w:t>
+        <w:t xml:space="preserve">9.2   Skills Demonstrated</w:t>
       </w:r>
     </w:p>
     <w:tbl>
@@ -9390,71 +11398,71 @@
         </w:trPr>
         <w:tc>
           <w:tcPr>
-            <w:tcW w:type="dxa" w:w="2800"/>
-            <w:tcBorders>
-              <w:top w:val="single" w:color="CBD5E1" w:sz="1"/>
-              <w:left w:val="single" w:color="CBD5E1" w:sz="1"/>
-              <w:bottom w:val="single" w:color="CBD5E1" w:sz="1"/>
-              <w:right w:val="single" w:color="CBD5E1" w:sz="1"/>
-            </w:tcBorders>
-            <w:shd w:fill="F8FAFC" w:val="clear"/>
-            <w:tcMar>
-              <w:top w:type="dxa" w:w="100"/>
-              <w:left w:type="dxa" w:w="140"/>
-              <w:bottom w:type="dxa" w:w="100"/>
-              <w:right w:type="dxa" w:w="140"/>
-            </w:tcMar>
-            <w:vAlign w:val="center"/>
-          </w:tcPr>
-          <w:p>
-            <w:pPr>
-              <w:spacing w:after="0" w:before="0"/>
-            </w:pPr>
-            <w:r>
-              <w:rPr>
-                <w:rFonts w:ascii="Calibri" w:cs="Calibri" w:eastAsia="Calibri" w:hAnsi="Calibri"/>
-                <w:b w:val="false"/>
-                <w:bCs w:val="false"/>
-                <w:color w:val="1E293B"/>
-                <w:sz w:val="20"/>
-                <w:szCs w:val="20"/>
-              </w:rPr>
-              <w:t xml:space="preserve">Data Export</w:t>
-            </w:r>
-          </w:p>
-        </w:tc>
-        <w:tc>
-          <w:tcPr>
-            <w:tcW w:type="dxa" w:w="6560"/>
-            <w:tcBorders>
-              <w:top w:val="single" w:color="CBD5E1" w:sz="1"/>
-              <w:left w:val="single" w:color="CBD5E1" w:sz="1"/>
-              <w:bottom w:val="single" w:color="CBD5E1" w:sz="1"/>
-              <w:right w:val="single" w:color="CBD5E1" w:sz="1"/>
-            </w:tcBorders>
-            <w:shd w:fill="F8FAFC" w:val="clear"/>
-            <w:tcMar>
-              <w:top w:type="dxa" w:w="100"/>
-              <w:left w:type="dxa" w:w="140"/>
-              <w:bottom w:type="dxa" w:w="100"/>
-              <w:right w:type="dxa" w:w="140"/>
-            </w:tcMar>
-            <w:vAlign w:val="center"/>
-          </w:tcPr>
-          <w:p>
-            <w:pPr>
-              <w:spacing w:after="0" w:before="0"/>
-            </w:pPr>
-            <w:r>
-              <w:rPr>
-                <w:rFonts w:ascii="Calibri" w:cs="Calibri" w:eastAsia="Calibri" w:hAnsi="Calibri"/>
-                <w:b w:val="false"/>
-                <w:bCs w:val="false"/>
-                <w:color w:val="1E293B"/>
-                <w:sz w:val="20"/>
-                <w:szCs w:val="20"/>
-              </w:rPr>
-              <w:t xml:space="preserve">CSV &amp; Excel generation with openpyxl — styled, filterable, download-ready</w:t>
+            <w:tcW w:type="dxa" w:w="2600"/>
+            <w:tcBorders>
+              <w:top w:val="single" w:color="CBD5E1" w:sz="1"/>
+              <w:left w:val="single" w:color="CBD5E1" w:sz="1"/>
+              <w:bottom w:val="single" w:color="CBD5E1" w:sz="1"/>
+              <w:right w:val="single" w:color="CBD5E1" w:sz="1"/>
+            </w:tcBorders>
+            <w:shd w:fill="FFFFFF" w:val="clear"/>
+            <w:tcMar>
+              <w:top w:type="dxa" w:w="100"/>
+              <w:left w:type="dxa" w:w="140"/>
+              <w:bottom w:type="dxa" w:w="100"/>
+              <w:right w:type="dxa" w:w="140"/>
+            </w:tcMar>
+            <w:vAlign w:val="center"/>
+          </w:tcPr>
+          <w:p>
+            <w:pPr>
+              <w:spacing w:after="0" w:before="0"/>
+            </w:pPr>
+            <w:r>
+              <w:rPr>
+                <w:rFonts w:ascii="Calibri" w:cs="Calibri" w:eastAsia="Calibri" w:hAnsi="Calibri"/>
+                <w:b w:val="false"/>
+                <w:bCs w:val="false"/>
+                <w:color w:val="1E293B"/>
+                <w:sz w:val="20"/>
+                <w:szCs w:val="20"/>
+              </w:rPr>
+              <w:t xml:space="preserve">Business Intelligence</w:t>
+            </w:r>
+          </w:p>
+        </w:tc>
+        <w:tc>
+          <w:tcPr>
+            <w:tcW w:type="dxa" w:w="6760"/>
+            <w:tcBorders>
+              <w:top w:val="single" w:color="CBD5E1" w:sz="1"/>
+              <w:left w:val="single" w:color="CBD5E1" w:sz="1"/>
+              <w:bottom w:val="single" w:color="CBD5E1" w:sz="1"/>
+              <w:right w:val="single" w:color="CBD5E1" w:sz="1"/>
+            </w:tcBorders>
+            <w:shd w:fill="FFFFFF" w:val="clear"/>
+            <w:tcMar>
+              <w:top w:type="dxa" w:w="100"/>
+              <w:left w:type="dxa" w:w="140"/>
+              <w:bottom w:type="dxa" w:w="100"/>
+              <w:right w:type="dxa" w:w="140"/>
+            </w:tcMar>
+            <w:vAlign w:val="center"/>
+          </w:tcPr>
+          <w:p>
+            <w:pPr>
+              <w:spacing w:after="0" w:before="0"/>
+            </w:pPr>
+            <w:r>
+              <w:rPr>
+                <w:rFonts w:ascii="Calibri" w:cs="Calibri" w:eastAsia="Calibri" w:hAnsi="Calibri"/>
+                <w:b w:val="false"/>
+                <w:bCs w:val="false"/>
+                <w:color w:val="1E293B"/>
+                <w:sz w:val="20"/>
+                <w:szCs w:val="20"/>
+              </w:rPr>
+              <w:t xml:space="preserve">Power BI semantic model, 13 DAX measures, four-page report in version-controlled PBIP format</w:t>
             </w:r>
           </w:p>
         </w:tc>
@@ -9472,29 +11480,29 @@
               <w:bottom w:val="single" w:color="CBD5E1" w:sz="1"/>
               <w:right w:val="single" w:color="CBD5E1" w:sz="1"/>
             </w:tcBorders>
-            <w:shd w:fill="FFFFFF" w:val="clear"/>
-            <w:tcMar>
-              <w:top w:type="dxa" w:w="100"/>
-              <w:left w:type="dxa" w:w="140"/>
-              <w:bottom w:type="dxa" w:w="100"/>
-              <w:right w:type="dxa" w:w="140"/>
-            </w:tcMar>
-            <w:vAlign w:val="center"/>
-          </w:tcPr>
-          <w:p>
-            <w:pPr>
-              <w:spacing w:after="0" w:before="0"/>
-            </w:pPr>
-            <w:r>
-              <w:rPr>
-                <w:rFonts w:ascii="Calibri" w:cs="Calibri" w:eastAsia="Calibri" w:hAnsi="Calibri"/>
-                <w:b w:val="false"/>
-                <w:bCs w:val="false"/>
-                <w:color w:val="1E293B"/>
-                <w:sz w:val="20"/>
-                <w:szCs w:val="20"/>
-              </w:rPr>
-              <w:t xml:space="preserve">UI/UX Design</w:t>
+            <w:shd w:fill="F8FAFC" w:val="clear"/>
+            <w:tcMar>
+              <w:top w:type="dxa" w:w="100"/>
+              <w:left w:type="dxa" w:w="140"/>
+              <w:bottom w:type="dxa" w:w="100"/>
+              <w:right w:type="dxa" w:w="140"/>
+            </w:tcMar>
+            <w:vAlign w:val="center"/>
+          </w:tcPr>
+          <w:p>
+            <w:pPr>
+              <w:spacing w:after="0" w:before="0"/>
+            </w:pPr>
+            <w:r>
+              <w:rPr>
+                <w:rFonts w:ascii="Calibri" w:cs="Calibri" w:eastAsia="Calibri" w:hAnsi="Calibri"/>
+                <w:b w:val="false"/>
+                <w:bCs w:val="false"/>
+                <w:color w:val="1E293B"/>
+                <w:sz w:val="20"/>
+                <w:szCs w:val="20"/>
+              </w:rPr>
+              <w:t xml:space="preserve">Data Export</w:t>
             </w:r>
           </w:p>
         </w:tc>
@@ -9507,29 +11515,29 @@
               <w:bottom w:val="single" w:color="CBD5E1" w:sz="1"/>
               <w:right w:val="single" w:color="CBD5E1" w:sz="1"/>
             </w:tcBorders>
-            <w:shd w:fill="FFFFFF" w:val="clear"/>
-            <w:tcMar>
-              <w:top w:type="dxa" w:w="100"/>
-              <w:left w:type="dxa" w:w="140"/>
-              <w:bottom w:type="dxa" w:w="100"/>
-              <w:right w:type="dxa" w:w="140"/>
-            </w:tcMar>
-            <w:vAlign w:val="center"/>
-          </w:tcPr>
-          <w:p>
-            <w:pPr>
-              <w:spacing w:after="0" w:before="0"/>
-            </w:pPr>
-            <w:r>
-              <w:rPr>
-                <w:rFonts w:ascii="Calibri" w:cs="Calibri" w:eastAsia="Calibri" w:hAnsi="Calibri"/>
-                <w:b w:val="false"/>
-                <w:bCs w:val="false"/>
-                <w:color w:val="1E293B"/>
-                <w:sz w:val="20"/>
-                <w:szCs w:val="20"/>
-              </w:rPr>
-              <w:t xml:space="preserve">Custom CSS design system, sidebar layout, Chart.js visualizations, Bootstrap 4</w:t>
+            <w:shd w:fill="F8FAFC" w:val="clear"/>
+            <w:tcMar>
+              <w:top w:type="dxa" w:w="100"/>
+              <w:left w:type="dxa" w:w="140"/>
+              <w:bottom w:type="dxa" w:w="100"/>
+              <w:right w:type="dxa" w:w="140"/>
+            </w:tcMar>
+            <w:vAlign w:val="center"/>
+          </w:tcPr>
+          <w:p>
+            <w:pPr>
+              <w:spacing w:after="0" w:before="0"/>
+            </w:pPr>
+            <w:r>
+              <w:rPr>
+                <w:rFonts w:ascii="Calibri" w:cs="Calibri" w:eastAsia="Calibri" w:hAnsi="Calibri"/>
+                <w:b w:val="false"/>
+                <w:bCs w:val="false"/>
+                <w:color w:val="1E293B"/>
+                <w:sz w:val="20"/>
+                <w:szCs w:val="20"/>
+              </w:rPr>
+              <w:t xml:space="preserve">CSV &amp; Excel generation with openpyxl — styled, filterable, download-ready</w:t>
             </w:r>
           </w:p>
         </w:tc>
@@ -9547,29 +11555,29 @@
               <w:bottom w:val="single" w:color="CBD5E1" w:sz="1"/>
               <w:right w:val="single" w:color="CBD5E1" w:sz="1"/>
             </w:tcBorders>
-            <w:shd w:fill="F8FAFC" w:val="clear"/>
-            <w:tcMar>
-              <w:top w:type="dxa" w:w="100"/>
-              <w:left w:type="dxa" w:w="140"/>
-              <w:bottom w:type="dxa" w:w="100"/>
-              <w:right w:type="dxa" w:w="140"/>
-            </w:tcMar>
-            <w:vAlign w:val="center"/>
-          </w:tcPr>
-          <w:p>
-            <w:pPr>
-              <w:spacing w:after="0" w:before="0"/>
-            </w:pPr>
-            <w:r>
-              <w:rPr>
-                <w:rFonts w:ascii="Calibri" w:cs="Calibri" w:eastAsia="Calibri" w:hAnsi="Calibri"/>
-                <w:b w:val="false"/>
-                <w:bCs w:val="false"/>
-                <w:color w:val="1E293B"/>
-                <w:sz w:val="20"/>
-                <w:szCs w:val="20"/>
-              </w:rPr>
-              <w:t xml:space="preserve">Security</w:t>
+            <w:shd w:fill="FFFFFF" w:val="clear"/>
+            <w:tcMar>
+              <w:top w:type="dxa" w:w="100"/>
+              <w:left w:type="dxa" w:w="140"/>
+              <w:bottom w:type="dxa" w:w="100"/>
+              <w:right w:type="dxa" w:w="140"/>
+            </w:tcMar>
+            <w:vAlign w:val="center"/>
+          </w:tcPr>
+          <w:p>
+            <w:pPr>
+              <w:spacing w:after="0" w:before="0"/>
+            </w:pPr>
+            <w:r>
+              <w:rPr>
+                <w:rFonts w:ascii="Calibri" w:cs="Calibri" w:eastAsia="Calibri" w:hAnsi="Calibri"/>
+                <w:b w:val="false"/>
+                <w:bCs w:val="false"/>
+                <w:color w:val="1E293B"/>
+                <w:sz w:val="20"/>
+                <w:szCs w:val="20"/>
+              </w:rPr>
+              <w:t xml:space="preserve">UI/UX Design</w:t>
             </w:r>
           </w:p>
         </w:tc>
@@ -9582,29 +11590,29 @@
               <w:bottom w:val="single" w:color="CBD5E1" w:sz="1"/>
               <w:right w:val="single" w:color="CBD5E1" w:sz="1"/>
             </w:tcBorders>
-            <w:shd w:fill="F8FAFC" w:val="clear"/>
-            <w:tcMar>
-              <w:top w:type="dxa" w:w="100"/>
-              <w:left w:type="dxa" w:w="140"/>
-              <w:bottom w:type="dxa" w:w="100"/>
-              <w:right w:type="dxa" w:w="140"/>
-            </w:tcMar>
-            <w:vAlign w:val="center"/>
-          </w:tcPr>
-          <w:p>
-            <w:pPr>
-              <w:spacing w:after="0" w:before="0"/>
-            </w:pPr>
-            <w:r>
-              <w:rPr>
-                <w:rFonts w:ascii="Calibri" w:cs="Calibri" w:eastAsia="Calibri" w:hAnsi="Calibri"/>
-                <w:b w:val="false"/>
-                <w:bCs w:val="false"/>
-                <w:color w:val="1E293B"/>
-                <w:sz w:val="20"/>
-                <w:szCs w:val="20"/>
-              </w:rPr>
-              <w:t xml:space="preserve">Environment config, role-based permissions, audit trail, .gitignore best practices</w:t>
+            <w:shd w:fill="FFFFFF" w:val="clear"/>
+            <w:tcMar>
+              <w:top w:type="dxa" w:w="100"/>
+              <w:left w:type="dxa" w:w="140"/>
+              <w:bottom w:type="dxa" w:w="100"/>
+              <w:right w:type="dxa" w:w="140"/>
+            </w:tcMar>
+            <w:vAlign w:val="center"/>
+          </w:tcPr>
+          <w:p>
+            <w:pPr>
+              <w:spacing w:after="0" w:before="0"/>
+            </w:pPr>
+            <w:r>
+              <w:rPr>
+                <w:rFonts w:ascii="Calibri" w:cs="Calibri" w:eastAsia="Calibri" w:hAnsi="Calibri"/>
+                <w:b w:val="false"/>
+                <w:bCs w:val="false"/>
+                <w:color w:val="1E293B"/>
+                <w:sz w:val="20"/>
+                <w:szCs w:val="20"/>
+              </w:rPr>
+              <w:t xml:space="preserve">Custom CSS design system, sidebar layout, Chart.js visualizations, Bootstrap 4</w:t>
             </w:r>
           </w:p>
         </w:tc>
@@ -9622,6 +11630,81 @@
               <w:bottom w:val="single" w:color="CBD5E1" w:sz="1"/>
               <w:right w:val="single" w:color="CBD5E1" w:sz="1"/>
             </w:tcBorders>
+            <w:shd w:fill="F8FAFC" w:val="clear"/>
+            <w:tcMar>
+              <w:top w:type="dxa" w:w="100"/>
+              <w:left w:type="dxa" w:w="140"/>
+              <w:bottom w:type="dxa" w:w="100"/>
+              <w:right w:type="dxa" w:w="140"/>
+            </w:tcMar>
+            <w:vAlign w:val="center"/>
+          </w:tcPr>
+          <w:p>
+            <w:pPr>
+              <w:spacing w:after="0" w:before="0"/>
+            </w:pPr>
+            <w:r>
+              <w:rPr>
+                <w:rFonts w:ascii="Calibri" w:cs="Calibri" w:eastAsia="Calibri" w:hAnsi="Calibri"/>
+                <w:b w:val="false"/>
+                <w:bCs w:val="false"/>
+                <w:color w:val="1E293B"/>
+                <w:sz w:val="20"/>
+                <w:szCs w:val="20"/>
+              </w:rPr>
+              <w:t xml:space="preserve">Security</w:t>
+            </w:r>
+          </w:p>
+        </w:tc>
+        <w:tc>
+          <w:tcPr>
+            <w:tcW w:type="dxa" w:w="6560"/>
+            <w:tcBorders>
+              <w:top w:val="single" w:color="CBD5E1" w:sz="1"/>
+              <w:left w:val="single" w:color="CBD5E1" w:sz="1"/>
+              <w:bottom w:val="single" w:color="CBD5E1" w:sz="1"/>
+              <w:right w:val="single" w:color="CBD5E1" w:sz="1"/>
+            </w:tcBorders>
+            <w:shd w:fill="F8FAFC" w:val="clear"/>
+            <w:tcMar>
+              <w:top w:type="dxa" w:w="100"/>
+              <w:left w:type="dxa" w:w="140"/>
+              <w:bottom w:type="dxa" w:w="100"/>
+              <w:right w:type="dxa" w:w="140"/>
+            </w:tcMar>
+            <w:vAlign w:val="center"/>
+          </w:tcPr>
+          <w:p>
+            <w:pPr>
+              <w:spacing w:after="0" w:before="0"/>
+            </w:pPr>
+            <w:r>
+              <w:rPr>
+                <w:rFonts w:ascii="Calibri" w:cs="Calibri" w:eastAsia="Calibri" w:hAnsi="Calibri"/>
+                <w:b w:val="false"/>
+                <w:bCs w:val="false"/>
+                <w:color w:val="1E293B"/>
+                <w:sz w:val="20"/>
+                <w:szCs w:val="20"/>
+              </w:rPr>
+              <w:t xml:space="preserve">Environment config, role-based permissions, audit trail, .gitignore best practices</w:t>
+            </w:r>
+          </w:p>
+        </w:tc>
+      </w:tr>
+      <w:tr>
+        <w:trPr>
+          <w:tblHeader w:val="false"/>
+        </w:trPr>
+        <w:tc>
+          <w:tcPr>
+            <w:tcW w:type="dxa" w:w="2800"/>
+            <w:tcBorders>
+              <w:top w:val="single" w:color="CBD5E1" w:sz="1"/>
+              <w:left w:val="single" w:color="CBD5E1" w:sz="1"/>
+              <w:bottom w:val="single" w:color="CBD5E1" w:sz="1"/>
+              <w:right w:val="single" w:color="CBD5E1" w:sz="1"/>
+            </w:tcBorders>
             <w:shd w:fill="FFFFFF" w:val="clear"/>
             <w:tcMar>
               <w:top w:type="dxa" w:w="100"/>
@@ -9707,7 +11790,7 @@
           <w:sz w:val="28"/>
           <w:szCs w:val="28"/>
         </w:rPr>
-        <w:t xml:space="preserve">9.   Future Enhancements</w:t>
+        <w:t xml:space="preserve">10.   Future Enhancements</w:t>
       </w:r>
     </w:p>
     <w:p>
@@ -9727,7 +11810,7 @@
           <w:sz w:val="22"/>
           <w:szCs w:val="22"/>
         </w:rPr>
-        <w:t xml:space="preserve"> — Connect the REST API directly to Power BI for advanced executive reporting and drill-down analytics.</w:t>
+        <w:t xml:space="preserve">Analytics Depth</w:t>
       </w:r>
       <w:r>
         <w:rPr>
@@ -9735,7 +11818,7 @@
           <w:sz w:val="22"/>
           <w:szCs w:val="22"/>
         </w:rPr>
-        <w:t xml:space="preserve">Power BI Integration</w:t>
+        <w:t xml:space="preserve"> — Seed customer-satisfaction and first-response data so the three currently-blank measures can drive a fifth Power BI page, and add drillthrough from any chart to a filtered ticket-detail view.</w:t>
       </w:r>
     </w:p>
     <w:p>
@@ -9755,7 +11838,7 @@
           <w:sz w:val="22"/>
           <w:szCs w:val="22"/>
         </w:rPr>
-        <w:t xml:space="preserve"> — Weekly email summaries of SLA compliance rates and open ticket counts delivered to managers automatically.</w:t>
+        <w:t xml:space="preserve">Scheduled Email Digests</w:t>
       </w:r>
       <w:r>
         <w:rPr>
@@ -9763,7 +11846,7 @@
           <w:sz w:val="22"/>
           <w:szCs w:val="22"/>
         </w:rPr>
-        <w:t xml:space="preserve">Scheduled Email Digests</w:t>
+        <w:t xml:space="preserve"> — Weekly email summaries of SLA compliance rates and open ticket counts delivered to managers automatically.</w:t>
       </w:r>
     </w:p>
     <w:p>
@@ -9783,7 +11866,7 @@
           <w:sz w:val="22"/>
           <w:szCs w:val="22"/>
         </w:rPr>
-        <w:t xml:space="preserve"> — Migrate from SQLite to MySQL and deploy to Railway or Render for a live publicly accessible demo link.</w:t>
+        <w:t xml:space="preserve">Cloud Deployment</w:t>
       </w:r>
       <w:r>
         <w:rPr>
@@ -9791,7 +11874,7 @@
           <w:sz w:val="22"/>
           <w:szCs w:val="22"/>
         </w:rPr>
-        <w:t xml:space="preserve">Cloud Deployment</w:t>
+        <w:t xml:space="preserve"> — Migrate from SQLite to MySQL and deploy to Railway or Render for a live publicly accessible demo link.</w:t>
       </w:r>
     </w:p>
     <w:p>
@@ -9811,7 +11894,7 @@
           <w:sz w:val="22"/>
           <w:szCs w:val="22"/>
         </w:rPr>
-        <w:t xml:space="preserve"> — Allow users to attach screenshots and log files to tickets to speed up diagnosis and resolution.</w:t>
+        <w:t xml:space="preserve">File Attachments</w:t>
       </w:r>
       <w:r>
         <w:rPr>
@@ -9819,7 +11902,7 @@
           <w:sz w:val="22"/>
           <w:szCs w:val="22"/>
         </w:rPr>
-        <w:t xml:space="preserve">File Attachments</w:t>
+        <w:t xml:space="preserve"> — Allow users to attach screenshots and log files to tickets to speed up diagnosis and resolution.</w:t>
       </w:r>
     </w:p>
     <w:p>
@@ -9839,7 +11922,7 @@
           <w:sz w:val="22"/>
           <w:szCs w:val="22"/>
         </w:rPr>
-        <w:t xml:space="preserve"> — Enhance the sidebar layout for smaller screens to support field support teams on mobile devices.</w:t>
+        <w:t xml:space="preserve">Mobile-Responsive Layout</w:t>
       </w:r>
       <w:r>
         <w:rPr>
@@ -9847,7 +11930,7 @@
           <w:sz w:val="22"/>
           <w:szCs w:val="22"/>
         </w:rPr>
-        <w:t xml:space="preserve">Mobile-Responsive Layout</w:t>
+        <w:t xml:space="preserve"> — Enhance the sidebar layout for smaller screens to support field support teams on mobile devices.</w:t>
       </w:r>
     </w:p>
     <w:p>
@@ -9878,7 +11961,7 @@
           <w:sz w:val="28"/>
           <w:szCs w:val="28"/>
         </w:rPr>
-        <w:t xml:space="preserve">10.   Conclusion</w:t>
+        <w:t xml:space="preserve">11.   Conclusion</w:t>
       </w:r>
     </w:p>
     <w:p>
